--- a/Bases de Datos II/Kit docente/Clase 7/Solucion Taller Clase 7 - VetCare.docx
+++ b/Bases de Datos II/Kit docente/Clase 7/Solucion Taller Clase 7 - VetCare.docx
@@ -38,6 +38,7 @@
       <w:r>
         <w:rPr>
           <w:rFonts w:ascii="Consolas" w:hAnsi="Consolas"/>
+          <w:b w:val="0"/>
           <w:i/>
           <w:color w:val="111111"/>
           <w:sz w:val="20"/>
@@ -90,6 +91,7 @@
       <w:r>
         <w:rPr>
           <w:rFonts w:ascii="Consolas" w:hAnsi="Consolas"/>
+          <w:b w:val="0"/>
           <w:color w:val="111111"/>
           <w:sz w:val="21"/>
         </w:rPr>
@@ -106,6 +108,7 @@
       <w:r>
         <w:rPr>
           <w:rFonts w:ascii="Consolas" w:hAnsi="Consolas"/>
+          <w:b w:val="0"/>
           <w:color w:val="111111"/>
           <w:sz w:val="21"/>
         </w:rPr>
@@ -180,6 +183,7 @@
       <w:r>
         <w:rPr>
           <w:rFonts w:ascii="Consolas" w:hAnsi="Consolas"/>
+          <w:b w:val="0"/>
           <w:i/>
           <w:color w:val="111111"/>
           <w:sz w:val="20"/>
@@ -198,6 +202,7 @@
       <w:r>
         <w:rPr>
           <w:rFonts w:ascii="Consolas" w:hAnsi="Consolas"/>
+          <w:b w:val="0"/>
           <w:i/>
           <w:color w:val="111111"/>
           <w:sz w:val="20"/>
@@ -216,6 +221,7 @@
       <w:r>
         <w:rPr>
           <w:rFonts w:ascii="Consolas" w:hAnsi="Consolas"/>
+          <w:b w:val="0"/>
           <w:i/>
           <w:color w:val="111111"/>
           <w:sz w:val="20"/>
@@ -234,6 +240,7 @@
       <w:r>
         <w:rPr>
           <w:rFonts w:ascii="Consolas" w:hAnsi="Consolas"/>
+          <w:b w:val="0"/>
           <w:i/>
           <w:color w:val="111111"/>
           <w:sz w:val="20"/>
@@ -252,6 +259,7 @@
       <w:r>
         <w:rPr>
           <w:rFonts w:ascii="Consolas" w:hAnsi="Consolas"/>
+          <w:b w:val="0"/>
           <w:i/>
           <w:color w:val="111111"/>
           <w:sz w:val="20"/>
@@ -306,6 +314,7 @@
       <w:r>
         <w:rPr>
           <w:rFonts w:ascii="Consolas" w:hAnsi="Consolas"/>
+          <w:b w:val="0"/>
           <w:i/>
           <w:color w:val="111111"/>
           <w:sz w:val="20"/>
@@ -378,6 +387,7 @@
       <w:r>
         <w:rPr>
           <w:rFonts w:ascii="Consolas" w:hAnsi="Consolas"/>
+          <w:b w:val="0"/>
           <w:i/>
           <w:color w:val="111111"/>
           <w:sz w:val="20"/>
@@ -396,6 +406,7 @@
       <w:r>
         <w:rPr>
           <w:rFonts w:ascii="Consolas" w:hAnsi="Consolas"/>
+          <w:b w:val="0"/>
           <w:i/>
           <w:color w:val="111111"/>
           <w:sz w:val="20"/>
@@ -414,6 +425,7 @@
       <w:r>
         <w:rPr>
           <w:rFonts w:ascii="Consolas" w:hAnsi="Consolas"/>
+          <w:b w:val="0"/>
           <w:i/>
           <w:color w:val="111111"/>
           <w:sz w:val="20"/>
@@ -432,6 +444,7 @@
       <w:r>
         <w:rPr>
           <w:rFonts w:ascii="Consolas" w:hAnsi="Consolas"/>
+          <w:b w:val="0"/>
           <w:i/>
           <w:color w:val="111111"/>
           <w:sz w:val="20"/>
@@ -476,6 +489,7 @@
       <w:r>
         <w:rPr>
           <w:rFonts w:ascii="Consolas" w:hAnsi="Consolas"/>
+          <w:b w:val="0"/>
           <w:color w:val="111111"/>
           <w:sz w:val="21"/>
         </w:rPr>
@@ -497,6 +511,7 @@
       <w:r>
         <w:rPr>
           <w:rFonts w:ascii="Consolas" w:hAnsi="Consolas"/>
+          <w:b w:val="0"/>
           <w:color w:val="111111"/>
           <w:sz w:val="21"/>
         </w:rPr>
@@ -518,6 +533,7 @@
       <w:r>
         <w:rPr>
           <w:rFonts w:ascii="Consolas" w:hAnsi="Consolas"/>
+          <w:b w:val="0"/>
           <w:color w:val="111111"/>
           <w:sz w:val="21"/>
         </w:rPr>
@@ -534,7 +550,7 @@
           <w:color w:val="4A4A49"/>
           <w:sz w:val="22"/>
         </w:rPr>
-        <w:t>Hito del PI: &gt;=2 indices justificados sobre tablas calientes del PI</w:t>
+        <w:t>Hito del PI: 3 indices justificados (uno parcial) + historico particionado por ano</w:t>
       </w:r>
     </w:p>
     <w:p>
@@ -547,7 +563,7 @@
           <w:color w:val="4A4A49"/>
           <w:sz w:val="22"/>
         </w:rPr>
-        <w:t>Entregable: Script CREATE INDEX + tabla justificacion consulta-&gt;indice</w:t>
+        <w:t>Entregable: Script CREATE INDEX + cita_hist particionada + tabla justificacion consulta-&gt;indice</w:t>
       </w:r>
     </w:p>
     <w:p>
@@ -711,6 +727,7 @@
             <w:r>
               <w:rPr>
                 <w:rFonts w:ascii="Consolas" w:hAnsi="Consolas"/>
+                <w:b w:val="0"/>
                 <w:color w:val="111111"/>
                 <w:sz w:val="19"/>
               </w:rPr>
@@ -780,6 +797,7 @@
             <w:r>
               <w:rPr>
                 <w:rFonts w:ascii="Consolas" w:hAnsi="Consolas"/>
+                <w:b w:val="0"/>
                 <w:color w:val="111111"/>
                 <w:sz w:val="19"/>
               </w:rPr>
@@ -847,6 +865,7 @@
             <w:r>
               <w:rPr>
                 <w:rFonts w:ascii="Consolas" w:hAnsi="Consolas"/>
+                <w:b w:val="0"/>
                 <w:color w:val="111111"/>
                 <w:sz w:val="19"/>
               </w:rPr>
@@ -916,6 +935,7 @@
             <w:r>
               <w:rPr>
                 <w:rFonts w:ascii="Consolas" w:hAnsi="Consolas"/>
+                <w:b w:val="0"/>
                 <w:color w:val="111111"/>
                 <w:sz w:val="19"/>
               </w:rPr>
@@ -983,6 +1003,7 @@
             <w:r>
               <w:rPr>
                 <w:rFonts w:ascii="Consolas" w:hAnsi="Consolas"/>
+                <w:b w:val="0"/>
                 <w:color w:val="111111"/>
                 <w:sz w:val="19"/>
               </w:rPr>
@@ -2509,7 +2530,7 @@
           <w:color w:val="111111"/>
           <w:sz w:val="19"/>
         </w:rPr>
-        <w:t xml:space="preserve">    1. **Desaparecio el `Rows Removed by Filter`.** En C1 pasa de 29.919 a **nada**:</w:t>
+        <w:t xml:space="preserve">    1. Desaparecio el «Rows Removed by Filter». En C1 pasa de 29.919 a nada:</w:t>
       </w:r>
       <w:r>
         <w:br/>
@@ -2542,62 +2563,62 @@
           <w:color w:val="111111"/>
           <w:sz w:val="19"/>
         </w:rPr>
-        <w:t xml:space="preserve">       no habia conseguido esto. **El indice es lo que faltaba.**</w:t>
-      </w:r>
-      <w:r>
-        <w:br/>
-      </w:r>
-      <w:r>
-        <w:rPr>
-          <w:rFonts w:ascii="Consolas" w:hAnsi="Consolas"/>
-          <w:color w:val="111111"/>
-          <w:sz w:val="19"/>
-        </w:rPr>
-        <w:t xml:space="preserve">    2. **`Index Cond` en vez de `Filter`.** No es un detalle de vocabulario: un</w:t>
-      </w:r>
-      <w:r>
-        <w:br/>
-      </w:r>
-      <w:r>
-        <w:rPr>
-          <w:rFonts w:ascii="Consolas" w:hAnsi="Consolas"/>
-          <w:color w:val="111111"/>
-          <w:sz w:val="19"/>
-        </w:rPr>
-        <w:t xml:space="preserve">       `Index Cond` se resuelve **dentro** del indice, sin tocar la tabla; un `Filter`</w:t>
-      </w:r>
-      <w:r>
-        <w:br/>
-      </w:r>
-      <w:r>
-        <w:rPr>
-          <w:rFonts w:ascii="Consolas" w:hAnsi="Consolas"/>
-          <w:color w:val="111111"/>
-          <w:sz w:val="19"/>
-        </w:rPr>
-        <w:t xml:space="preserve">       se evalua **despues** de leer la fila. Cuando un estudiante ve su condicion en</w:t>
-      </w:r>
-      <w:r>
-        <w:br/>
-      </w:r>
-      <w:r>
-        <w:rPr>
-          <w:rFonts w:ascii="Consolas" w:hAnsi="Consolas"/>
-          <w:color w:val="111111"/>
-          <w:sz w:val="19"/>
-        </w:rPr>
-        <w:t xml:space="preserve">       `Filter`, el indice no le esta sirviendo para esa condicion.</w:t>
-      </w:r>
-      <w:r>
-        <w:br/>
-      </w:r>
-      <w:r>
-        <w:rPr>
-          <w:rFonts w:ascii="Consolas" w:hAnsi="Consolas"/>
-          <w:color w:val="111111"/>
-          <w:sz w:val="19"/>
-        </w:rPr>
-        <w:t xml:space="preserve">    3. **El planeador eligio el indice PARCIAL para C1**, no el completo. Es la</w:t>
+        <w:t xml:space="preserve">       no habia conseguido esto. El indice es lo que faltaba.</w:t>
+      </w:r>
+      <w:r>
+        <w:br/>
+      </w:r>
+      <w:r>
+        <w:rPr>
+          <w:rFonts w:ascii="Consolas" w:hAnsi="Consolas"/>
+          <w:color w:val="111111"/>
+          <w:sz w:val="19"/>
+        </w:rPr>
+        <w:t xml:space="preserve">    2. «Index Cond» en vez de «Filter». No es un detalle de vocabulario: un</w:t>
+      </w:r>
+      <w:r>
+        <w:br/>
+      </w:r>
+      <w:r>
+        <w:rPr>
+          <w:rFonts w:ascii="Consolas" w:hAnsi="Consolas"/>
+          <w:color w:val="111111"/>
+          <w:sz w:val="19"/>
+        </w:rPr>
+        <w:t xml:space="preserve">       «Index Cond» se resuelve dentro del indice, sin tocar la tabla; un «Filter»</w:t>
+      </w:r>
+      <w:r>
+        <w:br/>
+      </w:r>
+      <w:r>
+        <w:rPr>
+          <w:rFonts w:ascii="Consolas" w:hAnsi="Consolas"/>
+          <w:color w:val="111111"/>
+          <w:sz w:val="19"/>
+        </w:rPr>
+        <w:t xml:space="preserve">       se evalua despues de leer la fila. Cuando un estudiante ve su condicion en</w:t>
+      </w:r>
+      <w:r>
+        <w:br/>
+      </w:r>
+      <w:r>
+        <w:rPr>
+          <w:rFonts w:ascii="Consolas" w:hAnsi="Consolas"/>
+          <w:color w:val="111111"/>
+          <w:sz w:val="19"/>
+        </w:rPr>
+        <w:t xml:space="preserve">       «Filter», el indice no le esta sirviendo para esa condicion.</w:t>
+      </w:r>
+      <w:r>
+        <w:br/>
+      </w:r>
+      <w:r>
+        <w:rPr>
+          <w:rFonts w:ascii="Consolas" w:hAnsi="Consolas"/>
+          <w:color w:val="111111"/>
+          <w:sz w:val="19"/>
+        </w:rPr>
+        <w:t xml:space="preserve">    3. El planeador eligio el indice PARCIAL para C1, no el completo. Es la</w:t>
       </w:r>
       <w:r>
         <w:br/>
@@ -2619,7 +2640,7 @@
           <w:color w:val="111111"/>
           <w:sz w:val="19"/>
         </w:rPr>
-        <w:t xml:space="preserve">       `Bitmap Index Scan` seguido de `Bitmap Heap Scan`: es igual de correcto, y</w:t>
+        <w:t xml:space="preserve">       «Bitmap Index Scan» seguido de «Bitmap Heap Scan»: es igual de correcto, y</w:t>
       </w:r>
       <w:r>
         <w:br/>
@@ -2652,7 +2673,7 @@
           <w:color w:val="111111"/>
           <w:sz w:val="19"/>
         </w:rPr>
-        <w:t xml:space="preserve">    4. **`estado` ya no aparece en la condicion.** Con el indice parcial no hace</w:t>
+        <w:t xml:space="preserve">    4. «estado» ya no aparece en la condicion. Con el indice parcial no hace</w:t>
       </w:r>
       <w:r>
         <w:br/>
@@ -2674,28 +2695,28 @@
           <w:color w:val="111111"/>
           <w:sz w:val="19"/>
         </w:rPr>
-        <w:t xml:space="preserve">       `PROGRAMADA`. Eso es exactamente lo que lo hace mas barato que el completo.</w:t>
-      </w:r>
-      <w:r>
-        <w:br/>
-      </w:r>
-      <w:r>
-        <w:rPr>
-          <w:rFonts w:ascii="Consolas" w:hAnsi="Consolas"/>
-          <w:color w:val="111111"/>
-          <w:sz w:val="19"/>
-        </w:rPr>
-      </w:r>
-      <w:r>
-        <w:br/>
-      </w:r>
-      <w:r>
-        <w:rPr>
-          <w:rFonts w:ascii="Consolas" w:hAnsi="Consolas"/>
-          <w:color w:val="111111"/>
-          <w:sz w:val="19"/>
-        </w:rPr>
-        <w:t xml:space="preserve">    PASO 5 -- pg_indexes: **4 filas** (3 indices creados + la PK de cada tabla = 5;</w:t>
+        <w:t xml:space="preserve">       «PROGRAMADA». Eso es exactamente lo que lo hace mas barato que el completo.</w:t>
+      </w:r>
+      <w:r>
+        <w:br/>
+      </w:r>
+      <w:r>
+        <w:rPr>
+          <w:rFonts w:ascii="Consolas" w:hAnsi="Consolas"/>
+          <w:color w:val="111111"/>
+          <w:sz w:val="19"/>
+        </w:rPr>
+      </w:r>
+      <w:r>
+        <w:br/>
+      </w:r>
+      <w:r>
+        <w:rPr>
+          <w:rFonts w:ascii="Consolas" w:hAnsi="Consolas"/>
+          <w:color w:val="111111"/>
+          <w:sz w:val="19"/>
+        </w:rPr>
+        <w:t xml:space="preserve">    PASO 5 -- pg_indexes: 4 filas (3 indices creados + la PK de cada tabla = 5;</w:t>
       </w:r>
       <w:r>
         <w:br/>
@@ -2880,7 +2901,7 @@
           <w:color w:val="111111"/>
           <w:sz w:val="19"/>
         </w:rPr>
-        <w:t xml:space="preserve">    **Lo que hay que mirar en el `indexdef` del parcial es la clausula `WHERE`.** Si</w:t>
+        <w:t xml:space="preserve">    Lo que hay que mirar en el «indexdef» del parcial es la clausula «WHERE». Si</w:t>
       </w:r>
       <w:r>
         <w:br/>
@@ -2987,40 +3008,40 @@
           <w:color w:val="111111"/>
           <w:sz w:val="19"/>
         </w:rPr>
-        <w:t xml:space="preserve">    Ahi esta el argumento del indice parcial en cuatro numeros: es **39 % mas</w:t>
-      </w:r>
-      <w:r>
-        <w:br/>
-      </w:r>
-      <w:r>
-        <w:rPr>
-          <w:rFonts w:ascii="Consolas" w:hAnsi="Consolas"/>
-          <w:color w:val="111111"/>
-          <w:sz w:val="19"/>
-        </w:rPr>
-        <w:t xml:space="preserve">    pequeno** (18.187 contra 30.010 entradas) y para la agenda del dia lee **91</w:t>
-      </w:r>
-      <w:r>
-        <w:br/>
-      </w:r>
-      <w:r>
-        <w:rPr>
-          <w:rFonts w:ascii="Consolas" w:hAnsi="Consolas"/>
-          <w:color w:val="111111"/>
-          <w:sz w:val="19"/>
-        </w:rPr>
-        <w:t xml:space="preserve">    entradas en vez de 150**. Y ahi esta tambien su limite, que va en la pregunta 5:</w:t>
-      </w:r>
-      <w:r>
-        <w:br/>
-      </w:r>
-      <w:r>
-        <w:rPr>
-          <w:rFonts w:ascii="Consolas" w:hAnsi="Consolas"/>
-          <w:color w:val="111111"/>
-          <w:sz w:val="19"/>
-        </w:rPr>
-        <w:t xml:space="preserve">    solo sirve cuando la consulta trae `estado = 'PROGRAMADA'`. La pantalla que</w:t>
+        <w:t xml:space="preserve">    Ahi esta el argumento del indice parcial en cuatro numeros: es 39 % mas</w:t>
+      </w:r>
+      <w:r>
+        <w:br/>
+      </w:r>
+      <w:r>
+        <w:rPr>
+          <w:rFonts w:ascii="Consolas" w:hAnsi="Consolas"/>
+          <w:color w:val="111111"/>
+          <w:sz w:val="19"/>
+        </w:rPr>
+        <w:t xml:space="preserve">    pequeno (18.187 contra 30.010 entradas) y para la agenda del dia lee 91</w:t>
+      </w:r>
+      <w:r>
+        <w:br/>
+      </w:r>
+      <w:r>
+        <w:rPr>
+          <w:rFonts w:ascii="Consolas" w:hAnsi="Consolas"/>
+          <w:color w:val="111111"/>
+          <w:sz w:val="19"/>
+        </w:rPr>
+        <w:t xml:space="preserve">    entradas en vez de 150. Y ahi esta tambien su limite, que va en la pregunta 5:</w:t>
+      </w:r>
+      <w:r>
+        <w:br/>
+      </w:r>
+      <w:r>
+        <w:rPr>
+          <w:rFonts w:ascii="Consolas" w:hAnsi="Consolas"/>
+          <w:color w:val="111111"/>
+          <w:sz w:val="19"/>
+        </w:rPr>
+        <w:t xml:space="preserve">    solo sirve cuando la consulta trae «estado = 'PROGRAMADA'». La pantalla que</w:t>
       </w:r>
       <w:r>
         <w:br/>
@@ -3052,29 +3073,29 @@
           <w:color w:val="111111"/>
           <w:sz w:val="19"/>
         </w:rPr>
-        <w:t xml:space="preserve">    **C2 devuelve 2 filas** —`(1241, Mascota 1233, Felino)` y</w:t>
-      </w:r>
-      <w:r>
-        <w:br/>
-      </w:r>
-      <w:r>
-        <w:rPr>
-          <w:rFonts w:ascii="Consolas" w:hAnsi="Consolas"/>
-          <w:color w:val="111111"/>
-          <w:sz w:val="19"/>
-        </w:rPr>
-        <w:t xml:space="preserve">    `(3241, Mascota 3233, Felino)`—: 2 de 5.008, que es el caso ideal para un indice.</w:t>
-      </w:r>
-      <w:r>
-        <w:br/>
-      </w:r>
-      <w:r>
-        <w:rPr>
-          <w:rFonts w:ascii="Consolas" w:hAnsi="Consolas"/>
-          <w:color w:val="111111"/>
-          <w:sz w:val="19"/>
-        </w:rPr>
-        <w:t xml:space="preserve">    Si alguien reporta 0 filas, casi siempre confundio `id_dueno` con `id_mascota`.</w:t>
+        <w:t xml:space="preserve">    C2 devuelve 2 filas —«(1241, Mascota 1233, Felino)» y</w:t>
+      </w:r>
+      <w:r>
+        <w:br/>
+      </w:r>
+      <w:r>
+        <w:rPr>
+          <w:rFonts w:ascii="Consolas" w:hAnsi="Consolas"/>
+          <w:color w:val="111111"/>
+          <w:sz w:val="19"/>
+        </w:rPr>
+        <w:t xml:space="preserve">    «(3241, Mascota 3233, Felino)»—: 2 de 5.008, que es el caso ideal para un indice.</w:t>
+      </w:r>
+      <w:r>
+        <w:br/>
+      </w:r>
+      <w:r>
+        <w:rPr>
+          <w:rFonts w:ascii="Consolas" w:hAnsi="Consolas"/>
+          <w:color w:val="111111"/>
+          <w:sz w:val="19"/>
+        </w:rPr>
+        <w:t xml:space="preserve">    Si alguien reporta 0 filas, casi siempre confundio «id_dueno» con «id_mascota».</w:t>
       </w:r>
     </w:p>
     <w:p>
@@ -3100,7 +3121,24 @@
           <w:color w:val="4A4A49"/>
           <w:sz w:val="22"/>
         </w:rPr>
-        <w:t>6 pts — la linea base con `Seq Scan` en las dos consultas,</w:t>
+        <w:t xml:space="preserve">6 pts — la linea base con </w:t>
+      </w:r>
+      <w:r>
+        <w:rPr>
+          <w:rFonts w:ascii="Consolas" w:hAnsi="Consolas"/>
+          <w:b/>
+          <w:color w:val="111111"/>
+          <w:sz w:val="21"/>
+        </w:rPr>
+        <w:t>Seq Scan</w:t>
+      </w:r>
+      <w:r>
+        <w:rPr>
+          <w:b/>
+          <w:color w:val="4A4A49"/>
+          <w:sz w:val="22"/>
+        </w:rPr>
+        <w:t xml:space="preserve"> en las dos consultas,</w:t>
       </w:r>
       <w:r>
         <w:rPr>
@@ -3113,6 +3151,7 @@
       <w:r>
         <w:rPr>
           <w:rFonts w:ascii="Consolas" w:hAnsi="Consolas"/>
+          <w:b w:val="0"/>
           <w:color w:val="111111"/>
           <w:sz w:val="21"/>
         </w:rPr>
@@ -3129,6 +3168,7 @@
       <w:r>
         <w:rPr>
           <w:rFonts w:ascii="Consolas" w:hAnsi="Consolas"/>
+          <w:b w:val="0"/>
           <w:color w:val="111111"/>
           <w:sz w:val="21"/>
         </w:rPr>
@@ -3166,6 +3206,7 @@
       <w:r>
         <w:rPr>
           <w:rFonts w:ascii="Consolas" w:hAnsi="Consolas"/>
+          <w:b w:val="0"/>
           <w:color w:val="111111"/>
           <w:sz w:val="21"/>
         </w:rPr>
@@ -3182,6 +3223,7 @@
       <w:r>
         <w:rPr>
           <w:rFonts w:ascii="Consolas" w:hAnsi="Consolas"/>
+          <w:b w:val="0"/>
           <w:color w:val="111111"/>
           <w:sz w:val="21"/>
         </w:rPr>
@@ -3198,6 +3240,7 @@
       <w:r>
         <w:rPr>
           <w:rFonts w:ascii="Consolas" w:hAnsi="Consolas"/>
+          <w:b w:val="0"/>
           <w:color w:val="111111"/>
           <w:sz w:val="21"/>
         </w:rPr>
@@ -3222,7 +3265,41 @@
           <w:color w:val="4A4A49"/>
           <w:sz w:val="22"/>
         </w:rPr>
-        <w:t>3 pts — el `ANALYZE cita;` y el `ANALYZE mascota;` despues de crear los indices</w:t>
+        <w:t xml:space="preserve">3 pts — el </w:t>
+      </w:r>
+      <w:r>
+        <w:rPr>
+          <w:rFonts w:ascii="Consolas" w:hAnsi="Consolas"/>
+          <w:b/>
+          <w:color w:val="111111"/>
+          <w:sz w:val="21"/>
+        </w:rPr>
+        <w:t>ANALYZE cita;</w:t>
+      </w:r>
+      <w:r>
+        <w:rPr>
+          <w:b/>
+          <w:color w:val="4A4A49"/>
+          <w:sz w:val="22"/>
+        </w:rPr>
+        <w:t xml:space="preserve"> y el </w:t>
+      </w:r>
+      <w:r>
+        <w:rPr>
+          <w:rFonts w:ascii="Consolas" w:hAnsi="Consolas"/>
+          <w:b/>
+          <w:color w:val="111111"/>
+          <w:sz w:val="21"/>
+        </w:rPr>
+        <w:t>ANALYZE mascota;</w:t>
+      </w:r>
+      <w:r>
+        <w:rPr>
+          <w:b/>
+          <w:color w:val="4A4A49"/>
+          <w:sz w:val="22"/>
+        </w:rPr>
+        <w:t xml:space="preserve"> despues de crear los indices</w:t>
       </w:r>
       <w:r>
         <w:rPr>
@@ -3243,7 +3320,50 @@
           <w:color w:val="4A4A49"/>
           <w:sz w:val="22"/>
         </w:rPr>
-        <w:t>6 pts — los `EXPLAIN` posteriores evidencian `Index Scan` o `Bitmap Index Scan`</w:t>
+        <w:t xml:space="preserve">6 pts — los </w:t>
+      </w:r>
+      <w:r>
+        <w:rPr>
+          <w:rFonts w:ascii="Consolas" w:hAnsi="Consolas"/>
+          <w:b/>
+          <w:color w:val="111111"/>
+          <w:sz w:val="21"/>
+        </w:rPr>
+        <w:t>EXPLAIN</w:t>
+      </w:r>
+      <w:r>
+        <w:rPr>
+          <w:b/>
+          <w:color w:val="4A4A49"/>
+          <w:sz w:val="22"/>
+        </w:rPr>
+        <w:t xml:space="preserve"> posteriores evidencian </w:t>
+      </w:r>
+      <w:r>
+        <w:rPr>
+          <w:rFonts w:ascii="Consolas" w:hAnsi="Consolas"/>
+          <w:b/>
+          <w:color w:val="111111"/>
+          <w:sz w:val="21"/>
+        </w:rPr>
+        <w:t>Index Scan</w:t>
+      </w:r>
+      <w:r>
+        <w:rPr>
+          <w:b/>
+          <w:color w:val="4A4A49"/>
+          <w:sz w:val="22"/>
+        </w:rPr>
+        <w:t xml:space="preserve"> o </w:t>
+      </w:r>
+      <w:r>
+        <w:rPr>
+          <w:rFonts w:ascii="Consolas" w:hAnsi="Consolas"/>
+          <w:b/>
+          <w:color w:val="111111"/>
+          <w:sz w:val="21"/>
+        </w:rPr>
+        <w:t>Bitmap Index Scan</w:t>
       </w:r>
       <w:r>
         <w:rPr>
@@ -3256,6 +3376,7 @@
       <w:r>
         <w:rPr>
           <w:rFonts w:ascii="Consolas" w:hAnsi="Consolas"/>
+          <w:b w:val="0"/>
           <w:color w:val="111111"/>
           <w:sz w:val="21"/>
         </w:rPr>
@@ -3272,6 +3393,7 @@
       <w:r>
         <w:rPr>
           <w:rFonts w:ascii="Consolas" w:hAnsi="Consolas"/>
+          <w:b w:val="0"/>
           <w:color w:val="111111"/>
           <w:sz w:val="21"/>
         </w:rPr>
@@ -3288,6 +3410,7 @@
       <w:r>
         <w:rPr>
           <w:rFonts w:ascii="Consolas" w:hAnsi="Consolas"/>
+          <w:b w:val="0"/>
           <w:color w:val="111111"/>
           <w:sz w:val="21"/>
         </w:rPr>
@@ -3312,7 +3435,24 @@
           <w:color w:val="4A4A49"/>
           <w:sz w:val="22"/>
         </w:rPr>
-        <w:t>3 pts — la consulta a `pg_indexes` lista los tres indices.</w:t>
+        <w:t xml:space="preserve">3 pts — la consulta a </w:t>
+      </w:r>
+      <w:r>
+        <w:rPr>
+          <w:rFonts w:ascii="Consolas" w:hAnsi="Consolas"/>
+          <w:b/>
+          <w:color w:val="111111"/>
+          <w:sz w:val="21"/>
+        </w:rPr>
+        <w:t>pg_indexes</w:t>
+      </w:r>
+      <w:r>
+        <w:rPr>
+          <w:b/>
+          <w:color w:val="4A4A49"/>
+          <w:sz w:val="22"/>
+        </w:rPr>
+        <w:t xml:space="preserve"> lista los tres indices.</w:t>
       </w:r>
       <w:r>
         <w:rPr>
@@ -3333,7 +3473,24 @@
           <w:color w:val="4A4A49"/>
           <w:sz w:val="22"/>
         </w:rPr>
-        <w:t>3 pts — el comentario sobre cual de los dos indices sobre `fecha_hora` eligio el planeador.</w:t>
+        <w:t xml:space="preserve">3 pts — el comentario sobre cual de los dos indices sobre </w:t>
+      </w:r>
+      <w:r>
+        <w:rPr>
+          <w:rFonts w:ascii="Consolas" w:hAnsi="Consolas"/>
+          <w:b/>
+          <w:color w:val="111111"/>
+          <w:sz w:val="21"/>
+        </w:rPr>
+        <w:t>fecha_hora</w:t>
+      </w:r>
+      <w:r>
+        <w:rPr>
+          <w:b/>
+          <w:color w:val="4A4A49"/>
+          <w:sz w:val="22"/>
+        </w:rPr>
+        <w:t xml:space="preserve"> eligio el planeador.</w:t>
       </w:r>
       <w:r>
         <w:rPr>
@@ -3396,6 +3553,7 @@
       <w:r>
         <w:rPr>
           <w:rFonts w:ascii="Consolas" w:hAnsi="Consolas"/>
+          <w:b w:val="0"/>
           <w:color w:val="111111"/>
           <w:sz w:val="21"/>
         </w:rPr>
@@ -3420,7 +3578,24 @@
           <w:color w:val="4A4A49"/>
           <w:sz w:val="22"/>
         </w:rPr>
-        <w:t>Crear el «parcial» sin la clausula `WHERE`.</w:t>
+        <w:t xml:space="preserve">Crear el «parcial» sin la clausula </w:t>
+      </w:r>
+      <w:r>
+        <w:rPr>
+          <w:rFonts w:ascii="Consolas" w:hAnsi="Consolas"/>
+          <w:b/>
+          <w:color w:val="111111"/>
+          <w:sz w:val="21"/>
+        </w:rPr>
+        <w:t>WHERE</w:t>
+      </w:r>
+      <w:r>
+        <w:rPr>
+          <w:b/>
+          <w:color w:val="4A4A49"/>
+          <w:sz w:val="22"/>
+        </w:rPr>
+        <w:t>.</w:t>
       </w:r>
       <w:r>
         <w:rPr>
@@ -3433,6 +3608,7 @@
       <w:r>
         <w:rPr>
           <w:rFonts w:ascii="Consolas" w:hAnsi="Consolas"/>
+          <w:b w:val="0"/>
           <w:color w:val="111111"/>
           <w:sz w:val="21"/>
         </w:rPr>
@@ -3449,6 +3625,7 @@
       <w:r>
         <w:rPr>
           <w:rFonts w:ascii="Consolas" w:hAnsi="Consolas"/>
+          <w:b w:val="0"/>
           <w:color w:val="111111"/>
           <w:sz w:val="21"/>
         </w:rPr>
@@ -3465,6 +3642,7 @@
       <w:r>
         <w:rPr>
           <w:rFonts w:ascii="Consolas" w:hAnsi="Consolas"/>
+          <w:b w:val="0"/>
           <w:color w:val="111111"/>
           <w:sz w:val="21"/>
         </w:rPr>
@@ -3489,7 +3667,24 @@
           <w:color w:val="4A4A49"/>
           <w:sz w:val="22"/>
         </w:rPr>
-        <w:t>Poner el `WHERE` del indice parcial en el lugar equivocado:</w:t>
+        <w:t xml:space="preserve">Poner el </w:t>
+      </w:r>
+      <w:r>
+        <w:rPr>
+          <w:rFonts w:ascii="Consolas" w:hAnsi="Consolas"/>
+          <w:b/>
+          <w:color w:val="111111"/>
+          <w:sz w:val="21"/>
+        </w:rPr>
+        <w:t>WHERE</w:t>
+      </w:r>
+      <w:r>
+        <w:rPr>
+          <w:b/>
+          <w:color w:val="4A4A49"/>
+          <w:sz w:val="22"/>
+        </w:rPr>
+        <w:t xml:space="preserve"> del indice parcial en el lugar equivocado:</w:t>
       </w:r>
       <w:r>
         <w:rPr>
@@ -3502,6 +3697,7 @@
       <w:r>
         <w:rPr>
           <w:rFonts w:ascii="Consolas" w:hAnsi="Consolas"/>
+          <w:b w:val="0"/>
           <w:color w:val="111111"/>
           <w:sz w:val="21"/>
         </w:rPr>
@@ -3518,6 +3714,7 @@
       <w:r>
         <w:rPr>
           <w:rFonts w:ascii="Consolas" w:hAnsi="Consolas"/>
+          <w:b w:val="0"/>
           <w:color w:val="111111"/>
           <w:sz w:val="21"/>
         </w:rPr>
@@ -3534,6 +3731,7 @@
       <w:r>
         <w:rPr>
           <w:rFonts w:ascii="Consolas" w:hAnsi="Consolas"/>
+          <w:b w:val="0"/>
           <w:color w:val="111111"/>
           <w:sz w:val="21"/>
         </w:rPr>
@@ -3558,7 +3756,16 @@
           <w:color w:val="4A4A49"/>
           <w:sz w:val="22"/>
         </w:rPr>
-        <w:t>Omitir el `ANALYZE`</w:t>
+        <w:t xml:space="preserve">Omitir el </w:t>
+      </w:r>
+      <w:r>
+        <w:rPr>
+          <w:rFonts w:ascii="Consolas" w:hAnsi="Consolas"/>
+          <w:b/>
+          <w:color w:val="111111"/>
+          <w:sz w:val="21"/>
+        </w:rPr>
+        <w:t>ANALYZE</w:t>
       </w:r>
       <w:r>
         <w:rPr>
@@ -3571,6 +3778,7 @@
       <w:r>
         <w:rPr>
           <w:rFonts w:ascii="Consolas" w:hAnsi="Consolas"/>
+          <w:b w:val="0"/>
           <w:color w:val="111111"/>
           <w:sz w:val="21"/>
         </w:rPr>
@@ -3587,6 +3795,7 @@
       <w:r>
         <w:rPr>
           <w:rFonts w:ascii="Consolas" w:hAnsi="Consolas"/>
+          <w:b w:val="0"/>
           <w:color w:val="111111"/>
           <w:sz w:val="21"/>
         </w:rPr>
@@ -3624,6 +3833,7 @@
       <w:r>
         <w:rPr>
           <w:rFonts w:ascii="Consolas" w:hAnsi="Consolas"/>
+          <w:b w:val="0"/>
           <w:color w:val="111111"/>
           <w:sz w:val="21"/>
         </w:rPr>
@@ -3677,6 +3887,7 @@
       <w:r>
         <w:rPr>
           <w:rFonts w:ascii="Consolas" w:hAnsi="Consolas"/>
+          <w:b w:val="0"/>
           <w:color w:val="111111"/>
           <w:sz w:val="21"/>
         </w:rPr>
@@ -5240,7 +5451,7 @@
           <w:color w:val="111111"/>
           <w:sz w:val="19"/>
         </w:rPr>
-        <w:t xml:space="preserve">        --&gt; **Este es el resultado de la pregunta.** El indice</w:t>
+        <w:t xml:space="preserve">        --&gt; Este es el resultado de la pregunta. El indice</w:t>
       </w:r>
       <w:r>
         <w:br/>
@@ -5391,7 +5602,7 @@
           <w:color w:val="111111"/>
           <w:sz w:val="19"/>
         </w:rPr>
-        <w:t xml:space="preserve">    (0,5 %) tambien; **18.187 de 30.010 (61 %) no lo es**, y por eso Q3 recorre la</w:t>
+        <w:t xml:space="preserve">    (0,5 %) tambien; 18.187 de 30.010 (61 %) no lo es, y por eso Q3 recorre la</w:t>
       </w:r>
       <w:r>
         <w:br/>
@@ -5452,6 +5663,7 @@
       <w:r>
         <w:rPr>
           <w:rFonts w:ascii="Consolas" w:hAnsi="Consolas"/>
+          <w:b w:val="0"/>
           <w:color w:val="111111"/>
           <w:sz w:val="21"/>
         </w:rPr>
@@ -5468,6 +5680,7 @@
       <w:r>
         <w:rPr>
           <w:rFonts w:ascii="Consolas" w:hAnsi="Consolas"/>
+          <w:b w:val="0"/>
           <w:color w:val="111111"/>
           <w:sz w:val="21"/>
         </w:rPr>
@@ -5492,7 +5705,24 @@
           <w:color w:val="4A4A49"/>
           <w:sz w:val="22"/>
         </w:rPr>
-        <w:t>6 pts — los tres `EXPLAIN` con el indice elegido identificado, 2 pts cada uno.</w:t>
+        <w:t xml:space="preserve">6 pts — los tres </w:t>
+      </w:r>
+      <w:r>
+        <w:rPr>
+          <w:rFonts w:ascii="Consolas" w:hAnsi="Consolas"/>
+          <w:b/>
+          <w:color w:val="111111"/>
+          <w:sz w:val="21"/>
+        </w:rPr>
+        <w:t>EXPLAIN</w:t>
+      </w:r>
+      <w:r>
+        <w:rPr>
+          <w:b/>
+          <w:color w:val="4A4A49"/>
+          <w:sz w:val="22"/>
+        </w:rPr>
+        <w:t xml:space="preserve"> con el indice elegido identificado, 2 pts cada uno.</w:t>
       </w:r>
       <w:r>
         <w:rPr>
@@ -5521,6 +5751,7 @@
       <w:r>
         <w:rPr>
           <w:rFonts w:ascii="Consolas" w:hAnsi="Consolas"/>
+          <w:b w:val="0"/>
           <w:color w:val="111111"/>
           <w:sz w:val="21"/>
         </w:rPr>
@@ -5537,6 +5768,7 @@
       <w:r>
         <w:rPr>
           <w:rFonts w:ascii="Consolas" w:hAnsi="Consolas"/>
+          <w:b w:val="0"/>
           <w:color w:val="111111"/>
           <w:sz w:val="21"/>
         </w:rPr>
@@ -5569,6 +5801,7 @@
       <w:r>
         <w:rPr>
           <w:rFonts w:ascii="Consolas" w:hAnsi="Consolas"/>
+          <w:b w:val="0"/>
           <w:color w:val="111111"/>
           <w:sz w:val="21"/>
         </w:rPr>
@@ -5609,7 +5842,24 @@
           <w:color w:val="4A4A49"/>
           <w:sz w:val="22"/>
         </w:rPr>
-        <w:t>5 pts — el `DROP INDEX` y la nueva medicion de Q2, comparada.</w:t>
+        <w:t xml:space="preserve">5 pts — el </w:t>
+      </w:r>
+      <w:r>
+        <w:rPr>
+          <w:rFonts w:ascii="Consolas" w:hAnsi="Consolas"/>
+          <w:b/>
+          <w:color w:val="111111"/>
+          <w:sz w:val="21"/>
+        </w:rPr>
+        <w:t>DROP INDEX</w:t>
+      </w:r>
+      <w:r>
+        <w:rPr>
+          <w:b/>
+          <w:color w:val="4A4A49"/>
+          <w:sz w:val="22"/>
+        </w:rPr>
+        <w:t xml:space="preserve"> y la nueva medicion de Q2, comparada.</w:t>
       </w:r>
       <w:r>
         <w:rPr>
@@ -5622,6 +5872,7 @@
       <w:r>
         <w:rPr>
           <w:rFonts w:ascii="Consolas" w:hAnsi="Consolas"/>
+          <w:b w:val="0"/>
           <w:color w:val="111111"/>
           <w:sz w:val="21"/>
         </w:rPr>
@@ -5638,6 +5889,7 @@
       <w:r>
         <w:rPr>
           <w:rFonts w:ascii="Consolas" w:hAnsi="Consolas"/>
+          <w:b w:val="0"/>
           <w:color w:val="111111"/>
           <w:sz w:val="21"/>
         </w:rPr>
@@ -5654,6 +5906,7 @@
       <w:r>
         <w:rPr>
           <w:rFonts w:ascii="Consolas" w:hAnsi="Consolas"/>
+          <w:b w:val="0"/>
           <w:color w:val="111111"/>
           <w:sz w:val="21"/>
         </w:rPr>
@@ -5678,7 +5931,24 @@
           <w:color w:val="4A4A49"/>
           <w:sz w:val="22"/>
         </w:rPr>
-        <w:t>5 pts — la linea `-- CONCLUSION:`.</w:t>
+        <w:t xml:space="preserve">5 pts — la linea </w:t>
+      </w:r>
+      <w:r>
+        <w:rPr>
+          <w:rFonts w:ascii="Consolas" w:hAnsi="Consolas"/>
+          <w:b/>
+          <w:color w:val="111111"/>
+          <w:sz w:val="21"/>
+        </w:rPr>
+        <w:t>-- CONCLUSION:</w:t>
+      </w:r>
+      <w:r>
+        <w:rPr>
+          <w:b/>
+          <w:color w:val="4A4A49"/>
+          <w:sz w:val="22"/>
+        </w:rPr>
+        <w:t>.</w:t>
       </w:r>
       <w:r>
         <w:rPr>
@@ -5707,6 +5977,7 @@
       <w:r>
         <w:rPr>
           <w:rFonts w:ascii="Consolas" w:hAnsi="Consolas"/>
+          <w:b w:val="0"/>
           <w:color w:val="111111"/>
           <w:sz w:val="21"/>
         </w:rPr>
@@ -5744,6 +6015,7 @@
       <w:r>
         <w:rPr>
           <w:rFonts w:ascii="Consolas" w:hAnsi="Consolas"/>
+          <w:b w:val="0"/>
           <w:color w:val="111111"/>
           <w:sz w:val="21"/>
         </w:rPr>
@@ -5776,6 +6048,7 @@
       <w:r>
         <w:rPr>
           <w:rFonts w:ascii="Consolas" w:hAnsi="Consolas"/>
+          <w:b w:val="0"/>
           <w:color w:val="111111"/>
           <w:sz w:val="21"/>
         </w:rPr>
@@ -5792,6 +6065,7 @@
       <w:r>
         <w:rPr>
           <w:rFonts w:ascii="Consolas" w:hAnsi="Consolas"/>
+          <w:b w:val="0"/>
           <w:color w:val="111111"/>
           <w:sz w:val="21"/>
         </w:rPr>
@@ -5845,6 +6119,7 @@
       <w:r>
         <w:rPr>
           <w:rFonts w:ascii="Consolas" w:hAnsi="Consolas"/>
+          <w:b w:val="0"/>
           <w:color w:val="111111"/>
           <w:sz w:val="21"/>
         </w:rPr>
@@ -5895,6 +6170,7 @@
       <w:r>
         <w:rPr>
           <w:rFonts w:ascii="Consolas" w:hAnsi="Consolas"/>
+          <w:b w:val="0"/>
           <w:color w:val="111111"/>
           <w:sz w:val="21"/>
         </w:rPr>
@@ -5940,7 +6216,16 @@
           <w:color w:val="4A4A49"/>
           <w:sz w:val="22"/>
         </w:rPr>
-        <w:t>Cambiar Q2 despues del `DROP`</w:t>
+        <w:t xml:space="preserve">Cambiar Q2 despues del </w:t>
+      </w:r>
+      <w:r>
+        <w:rPr>
+          <w:rFonts w:ascii="Consolas" w:hAnsi="Consolas"/>
+          <w:b/>
+          <w:color w:val="111111"/>
+          <w:sz w:val="21"/>
+        </w:rPr>
+        <w:t>DROP</w:t>
       </w:r>
       <w:r>
         <w:rPr>
@@ -5953,6 +6238,7 @@
       <w:r>
         <w:rPr>
           <w:rFonts w:ascii="Consolas" w:hAnsi="Consolas"/>
+          <w:b w:val="0"/>
           <w:color w:val="111111"/>
           <w:sz w:val="21"/>
         </w:rPr>
@@ -5993,7 +6279,24 @@
           <w:color w:val="4A4A49"/>
           <w:sz w:val="22"/>
         </w:rPr>
-        <w:t>Confundir el orden del indice con el orden del `WHERE`.</w:t>
+        <w:t xml:space="preserve">Confundir el orden del indice con el orden del </w:t>
+      </w:r>
+      <w:r>
+        <w:rPr>
+          <w:rFonts w:ascii="Consolas" w:hAnsi="Consolas"/>
+          <w:b/>
+          <w:color w:val="111111"/>
+          <w:sz w:val="21"/>
+        </w:rPr>
+        <w:t>WHERE</w:t>
+      </w:r>
+      <w:r>
+        <w:rPr>
+          <w:b/>
+          <w:color w:val="4A4A49"/>
+          <w:sz w:val="22"/>
+        </w:rPr>
+        <w:t>.</w:t>
       </w:r>
       <w:r>
         <w:rPr>
@@ -6006,6 +6309,7 @@
       <w:r>
         <w:rPr>
           <w:rFonts w:ascii="Consolas" w:hAnsi="Consolas"/>
+          <w:b w:val="0"/>
           <w:color w:val="111111"/>
           <w:sz w:val="21"/>
         </w:rPr>
@@ -6038,6 +6342,7 @@
       <w:r>
         <w:rPr>
           <w:rFonts w:ascii="Consolas" w:hAnsi="Consolas"/>
+          <w:b w:val="0"/>
           <w:color w:val="111111"/>
           <w:sz w:val="21"/>
         </w:rPr>
@@ -6099,7 +6404,41 @@
           <w:color w:val="4A4A49"/>
           <w:sz w:val="22"/>
         </w:rPr>
-        <w:t>Olvidar el `ANALYZE` despues del `DROP INDEX`.</w:t>
+        <w:t xml:space="preserve">Olvidar el </w:t>
+      </w:r>
+      <w:r>
+        <w:rPr>
+          <w:rFonts w:ascii="Consolas" w:hAnsi="Consolas"/>
+          <w:b/>
+          <w:color w:val="111111"/>
+          <w:sz w:val="21"/>
+        </w:rPr>
+        <w:t>ANALYZE</w:t>
+      </w:r>
+      <w:r>
+        <w:rPr>
+          <w:b/>
+          <w:color w:val="4A4A49"/>
+          <w:sz w:val="22"/>
+        </w:rPr>
+        <w:t xml:space="preserve"> despues del </w:t>
+      </w:r>
+      <w:r>
+        <w:rPr>
+          <w:rFonts w:ascii="Consolas" w:hAnsi="Consolas"/>
+          <w:b/>
+          <w:color w:val="111111"/>
+          <w:sz w:val="21"/>
+        </w:rPr>
+        <w:t>DROP INDEX</w:t>
+      </w:r>
+      <w:r>
+        <w:rPr>
+          <w:b/>
+          <w:color w:val="4A4A49"/>
+          <w:sz w:val="22"/>
+        </w:rPr>
+        <w:t>.</w:t>
       </w:r>
       <w:r>
         <w:rPr>
@@ -7494,7 +7833,7 @@
           <w:color w:val="111111"/>
           <w:sz w:val="19"/>
         </w:rPr>
-        <w:t xml:space="preserve">    **2.620 + 2.390 = 5.010.** Son los dos numeros de la pregunta y los que hay que</w:t>
+        <w:t xml:space="preserve">    2.620 + 2.390 = 5.010. Son los dos numeros de la pregunta y los que hay que</w:t>
       </w:r>
       <w:r>
         <w:br/>
@@ -7526,7 +7865,7 @@
           <w:color w:val="111111"/>
           <w:sz w:val="19"/>
         </w:rPr>
-        <w:t xml:space="preserve">    - **Los rangos no se solapan y encajan sin hueco:** 2025 termina el 31 de</w:t>
+        <w:t xml:space="preserve">    - Los rangos no se solapan y encajan sin hueco: 2025 termina el 31 de</w:t>
       </w:r>
       <w:r>
         <w:br/>
@@ -7548,29 +7887,29 @@
           <w:color w:val="111111"/>
           <w:sz w:val="19"/>
         </w:rPr>
-        <w:t xml:space="preserve">      superior **exclusivo** de `FROM ... TO ...`.</w:t>
-      </w:r>
-      <w:r>
-        <w:br/>
-      </w:r>
-      <w:r>
-        <w:rPr>
-          <w:rFonts w:ascii="Consolas" w:hAnsi="Consolas"/>
-          <w:color w:val="111111"/>
-          <w:sz w:val="19"/>
-        </w:rPr>
-        <w:t xml:space="preserve">    - **2026 tiene 2.390 y no 2.380** porque ademas de las citas sintetizadas se</w:t>
-      </w:r>
-      <w:r>
-        <w:br/>
-      </w:r>
-      <w:r>
-        <w:rPr>
-          <w:rFonts w:ascii="Consolas" w:hAnsi="Consolas"/>
-          <w:color w:val="111111"/>
-          <w:sz w:val="19"/>
-        </w:rPr>
-        <w:t xml:space="preserve">      lleva las **10 citas sembradas a mano** de septiembre de 2026 —las de</w:t>
+        <w:t xml:space="preserve">      superior exclusivo de «FROM ... TO ...».</w:t>
+      </w:r>
+      <w:r>
+        <w:br/>
+      </w:r>
+      <w:r>
+        <w:rPr>
+          <w:rFonts w:ascii="Consolas" w:hAnsi="Consolas"/>
+          <w:color w:val="111111"/>
+          <w:sz w:val="19"/>
+        </w:rPr>
+        <w:t xml:space="preserve">    - 2026 tiene 2.390 y no 2.380 porque ademas de las citas sintetizadas se</w:t>
+      </w:r>
+      <w:r>
+        <w:br/>
+      </w:r>
+      <w:r>
+        <w:rPr>
+          <w:rFonts w:ascii="Consolas" w:hAnsi="Consolas"/>
+          <w:color w:val="111111"/>
+          <w:sz w:val="19"/>
+        </w:rPr>
+        <w:t xml:space="preserve">      lleva las 10 citas sembradas a mano de septiembre de 2026 —las de</w:t>
       </w:r>
       <w:r>
         <w:br/>
@@ -7592,7 +7931,7 @@
           <w:color w:val="111111"/>
           <w:sz w:val="19"/>
         </w:rPr>
-        <w:t xml:space="preserve">    - **El reparto es desigual a proposito** (2.620 contra 2.390): la historia</w:t>
+        <w:t xml:space="preserve">    - El reparto es desigual a proposito (2.620 contra 2.390): la historia</w:t>
       </w:r>
       <w:r>
         <w:br/>
@@ -7742,7 +8081,7 @@
           <w:color w:val="111111"/>
           <w:sz w:val="19"/>
         </w:rPr>
-        <w:t xml:space="preserve">    **`cita_hist_2025` no aparece en ninguna parte del plan.** Eso es la poda, y es</w:t>
+        <w:t xml:space="preserve">    «cita_hist_2025» no aparece en ninguna parte del plan. Eso es la poda, y es</w:t>
       </w:r>
       <w:r>
         <w:br/>
@@ -7764,7 +8103,7 @@
           <w:color w:val="111111"/>
           <w:sz w:val="19"/>
         </w:rPr>
-        <w:t xml:space="preserve">    siquiera salga el nodo `Append`: cuando queda una sola relacion, el motor lo</w:t>
+        <w:t xml:space="preserve">    siquiera salga el nodo «Append»: cuando queda una sola relacion, el motor lo</w:t>
       </w:r>
       <w:r>
         <w:br/>
@@ -7871,7 +8210,7 @@
           <w:color w:val="111111"/>
           <w:sz w:val="19"/>
         </w:rPr>
-        <w:t xml:space="preserve">    Aqui **si** aparecen las dos, bajo un `Append`. Tener las dos salidas al lado es</w:t>
+        <w:t xml:space="preserve">    Aqui si aparecen las dos, bajo un «Append». Tener las dos salidas al lado es</w:t>
       </w:r>
       <w:r>
         <w:br/>
@@ -7914,7 +8253,7 @@
           <w:color w:val="111111"/>
           <w:sz w:val="19"/>
         </w:rPr>
-        <w:t xml:space="preserve">    Con `EXTRACT(YEAR FROM fecha_hora) = 2026` -- 1 fila: 2390, pero:</w:t>
+        <w:t xml:space="preserve">    Con «EXTRACT(YEAR FROM fecha_hora) = 2026» -- 1 fila: 2390, pero:</w:t>
       </w:r>
       <w:r>
         <w:br/>
@@ -8011,7 +8350,7 @@
           <w:color w:val="111111"/>
           <w:sz w:val="19"/>
         </w:rPr>
-        <w:t xml:space="preserve">    **El resultado es correcto y la poda se perdio.** Las dos particiones se leen y</w:t>
+        <w:t xml:space="preserve">    El resultado es correcto y la poda se perdio. Las dos particiones se leen y</w:t>
       </w:r>
       <w:r>
         <w:br/>
@@ -8145,7 +8484,24 @@
           <w:color w:val="4A4A49"/>
           <w:sz w:val="22"/>
         </w:rPr>
-        <w:t>5 pts — `cita_hist` bien creada.</w:t>
+        <w:t xml:space="preserve">5 pts — </w:t>
+      </w:r>
+      <w:r>
+        <w:rPr>
+          <w:rFonts w:ascii="Consolas" w:hAnsi="Consolas"/>
+          <w:b/>
+          <w:color w:val="111111"/>
+          <w:sz w:val="21"/>
+        </w:rPr>
+        <w:t>cita_hist</w:t>
+      </w:r>
+      <w:r>
+        <w:rPr>
+          <w:b/>
+          <w:color w:val="4A4A49"/>
+          <w:sz w:val="22"/>
+        </w:rPr>
+        <w:t xml:space="preserve"> bien creada.</w:t>
       </w:r>
       <w:r>
         <w:rPr>
@@ -8158,6 +8514,7 @@
       <w:r>
         <w:rPr>
           <w:rFonts w:ascii="Consolas" w:hAnsi="Consolas"/>
+          <w:b w:val="0"/>
           <w:color w:val="111111"/>
           <w:sz w:val="21"/>
         </w:rPr>
@@ -8174,6 +8531,7 @@
       <w:r>
         <w:rPr>
           <w:rFonts w:ascii="Consolas" w:hAnsi="Consolas"/>
+          <w:b w:val="0"/>
           <w:color w:val="111111"/>
           <w:sz w:val="21"/>
         </w:rPr>
@@ -8190,6 +8548,7 @@
       <w:r>
         <w:rPr>
           <w:rFonts w:ascii="Consolas" w:hAnsi="Consolas"/>
+          <w:b w:val="0"/>
           <w:color w:val="111111"/>
           <w:sz w:val="21"/>
         </w:rPr>
@@ -8227,6 +8586,7 @@
       <w:r>
         <w:rPr>
           <w:rFonts w:ascii="Consolas" w:hAnsi="Consolas"/>
+          <w:b w:val="0"/>
           <w:color w:val="111111"/>
           <w:sz w:val="21"/>
         </w:rPr>
@@ -8243,6 +8603,7 @@
       <w:r>
         <w:rPr>
           <w:rFonts w:ascii="Consolas" w:hAnsi="Consolas"/>
+          <w:b w:val="0"/>
           <w:color w:val="111111"/>
           <w:sz w:val="21"/>
         </w:rPr>
@@ -8259,6 +8620,7 @@
       <w:r>
         <w:rPr>
           <w:rFonts w:ascii="Consolas" w:hAnsi="Consolas"/>
+          <w:b w:val="0"/>
           <w:color w:val="111111"/>
           <w:sz w:val="21"/>
         </w:rPr>
@@ -8296,6 +8658,7 @@
       <w:r>
         <w:rPr>
           <w:rFonts w:ascii="Consolas" w:hAnsi="Consolas"/>
+          <w:b w:val="0"/>
           <w:color w:val="111111"/>
           <w:sz w:val="21"/>
         </w:rPr>
@@ -8328,6 +8691,7 @@
       <w:r>
         <w:rPr>
           <w:rFonts w:ascii="Consolas" w:hAnsi="Consolas"/>
+          <w:b w:val="0"/>
           <w:color w:val="111111"/>
           <w:sz w:val="21"/>
         </w:rPr>
@@ -8352,7 +8716,24 @@
           <w:color w:val="4A4A49"/>
           <w:sz w:val="22"/>
         </w:rPr>
-        <w:t>4 pts — el `tableoid::regclass` evidencia el reparto con 2.620 / 2.390.</w:t>
+        <w:t xml:space="preserve">4 pts — el </w:t>
+      </w:r>
+      <w:r>
+        <w:rPr>
+          <w:rFonts w:ascii="Consolas" w:hAnsi="Consolas"/>
+          <w:b/>
+          <w:color w:val="111111"/>
+          <w:sz w:val="21"/>
+        </w:rPr>
+        <w:t>tableoid::regclass</w:t>
+      </w:r>
+      <w:r>
+        <w:rPr>
+          <w:b/>
+          <w:color w:val="4A4A49"/>
+          <w:sz w:val="22"/>
+        </w:rPr>
+        <w:t xml:space="preserve"> evidencia el reparto con 2.620 / 2.390.</w:t>
       </w:r>
       <w:r>
         <w:rPr>
@@ -8373,7 +8754,41 @@
           <w:color w:val="4A4A49"/>
           <w:sz w:val="22"/>
         </w:rPr>
-        <w:t>3 pts — el `EXPLAIN` muestra la poda: solo `cita_hist_2026`.</w:t>
+        <w:t xml:space="preserve">3 pts — el </w:t>
+      </w:r>
+      <w:r>
+        <w:rPr>
+          <w:rFonts w:ascii="Consolas" w:hAnsi="Consolas"/>
+          <w:b/>
+          <w:color w:val="111111"/>
+          <w:sz w:val="21"/>
+        </w:rPr>
+        <w:t>EXPLAIN</w:t>
+      </w:r>
+      <w:r>
+        <w:rPr>
+          <w:b/>
+          <w:color w:val="4A4A49"/>
+          <w:sz w:val="22"/>
+        </w:rPr>
+        <w:t xml:space="preserve"> muestra la poda: solo </w:t>
+      </w:r>
+      <w:r>
+        <w:rPr>
+          <w:rFonts w:ascii="Consolas" w:hAnsi="Consolas"/>
+          <w:b/>
+          <w:color w:val="111111"/>
+          <w:sz w:val="21"/>
+        </w:rPr>
+        <w:t>cita_hist_2026</w:t>
+      </w:r>
+      <w:r>
+        <w:rPr>
+          <w:b/>
+          <w:color w:val="4A4A49"/>
+          <w:sz w:val="22"/>
+        </w:rPr>
+        <w:t>.</w:t>
       </w:r>
       <w:r>
         <w:rPr>
@@ -8439,6 +8854,7 @@
       <w:r>
         <w:rPr>
           <w:rFonts w:ascii="Consolas" w:hAnsi="Consolas"/>
+          <w:b w:val="0"/>
           <w:color w:val="111111"/>
           <w:sz w:val="21"/>
         </w:rPr>
@@ -8455,6 +8871,7 @@
       <w:r>
         <w:rPr>
           <w:rFonts w:ascii="Consolas" w:hAnsi="Consolas"/>
+          <w:b w:val="0"/>
           <w:color w:val="111111"/>
           <w:sz w:val="21"/>
         </w:rPr>
@@ -8488,11 +8905,20 @@
       </w:pPr>
       <w:r>
         <w:rPr>
+          <w:rFonts w:ascii="Consolas" w:hAnsi="Consolas"/>
           <w:b/>
-          <w:color w:val="4A4A49"/>
-          <w:sz w:val="22"/>
-        </w:rPr>
-        <w:t>`PRIMARY KEY (id_cita)` a secas.</w:t>
+          <w:color w:val="111111"/>
+          <w:sz w:val="21"/>
+        </w:rPr>
+        <w:t>PRIMARY KEY (id_cita)</w:t>
+      </w:r>
+      <w:r>
+        <w:rPr>
+          <w:b/>
+          <w:color w:val="4A4A49"/>
+          <w:sz w:val="22"/>
+        </w:rPr>
+        <w:t xml:space="preserve"> a secas.</w:t>
       </w:r>
       <w:r>
         <w:rPr>
@@ -8542,6 +8968,7 @@
       <w:r>
         <w:rPr>
           <w:rFonts w:ascii="Consolas" w:hAnsi="Consolas"/>
+          <w:b w:val="0"/>
           <w:color w:val="111111"/>
           <w:sz w:val="21"/>
         </w:rPr>
@@ -8558,6 +8985,7 @@
       <w:r>
         <w:rPr>
           <w:rFonts w:ascii="Consolas" w:hAnsi="Consolas"/>
+          <w:b w:val="0"/>
           <w:color w:val="111111"/>
           <w:sz w:val="21"/>
         </w:rPr>
@@ -8574,6 +9002,7 @@
       <w:r>
         <w:rPr>
           <w:rFonts w:ascii="Consolas" w:hAnsi="Consolas"/>
+          <w:b w:val="0"/>
           <w:color w:val="111111"/>
           <w:sz w:val="21"/>
         </w:rPr>
@@ -8627,6 +9056,7 @@
       <w:r>
         <w:rPr>
           <w:rFonts w:ascii="Consolas" w:hAnsi="Consolas"/>
+          <w:b w:val="0"/>
           <w:color w:val="111111"/>
           <w:sz w:val="21"/>
         </w:rPr>
@@ -8704,7 +9134,24 @@
           <w:color w:val="4A4A49"/>
           <w:sz w:val="22"/>
         </w:rPr>
-        <w:t>Filtrar con `EXTRACT(YEAR FROM fecha_hora) = 2026` y afirmar que hubo poda.</w:t>
+        <w:t xml:space="preserve">Filtrar con </w:t>
+      </w:r>
+      <w:r>
+        <w:rPr>
+          <w:rFonts w:ascii="Consolas" w:hAnsi="Consolas"/>
+          <w:b/>
+          <w:color w:val="111111"/>
+          <w:sz w:val="21"/>
+        </w:rPr>
+        <w:t>EXTRACT(YEAR FROM fecha_hora) = 2026</w:t>
+      </w:r>
+      <w:r>
+        <w:rPr>
+          <w:b/>
+          <w:color w:val="4A4A49"/>
+          <w:sz w:val="22"/>
+        </w:rPr>
+        <w:t xml:space="preserve"> y afirmar que hubo poda.</w:t>
       </w:r>
       <w:r>
         <w:rPr>
@@ -8917,7 +9364,41 @@
                 <w:color w:val="4A4A49"/>
                 <w:sz w:val="20"/>
               </w:rPr>
-              <w:t>Correcta, y es el costo que nadie ve porque no aparece en ningun `EXPLAIN` de `SELECT`.</w:t>
+              <w:t xml:space="preserve">Correcta, y es el costo que nadie ve porque no aparece en ningun </w:t>
+            </w:r>
+            <w:r>
+              <w:rPr>
+                <w:rFonts w:ascii="Consolas" w:hAnsi="Consolas"/>
+                <w:b/>
+                <w:color w:val="111111"/>
+                <w:sz w:val="19"/>
+              </w:rPr>
+              <w:t>EXPLAIN</w:t>
+            </w:r>
+            <w:r>
+              <w:rPr>
+                <w:b/>
+                <w:color w:val="4A4A49"/>
+                <w:sz w:val="20"/>
+              </w:rPr>
+              <w:t xml:space="preserve"> de </w:t>
+            </w:r>
+            <w:r>
+              <w:rPr>
+                <w:rFonts w:ascii="Consolas" w:hAnsi="Consolas"/>
+                <w:b/>
+                <w:color w:val="111111"/>
+                <w:sz w:val="19"/>
+              </w:rPr>
+              <w:t>SELECT</w:t>
+            </w:r>
+            <w:r>
+              <w:rPr>
+                <w:b/>
+                <w:color w:val="4A4A49"/>
+                <w:sz w:val="20"/>
+              </w:rPr>
+              <w:t>.</w:t>
             </w:r>
             <w:r>
               <w:rPr>
@@ -8946,6 +9427,7 @@
             <w:r>
               <w:rPr>
                 <w:rFonts w:ascii="Consolas" w:hAnsi="Consolas"/>
+                <w:b w:val="0"/>
                 <w:color w:val="111111"/>
                 <w:sz w:val="19"/>
               </w:rPr>
@@ -8962,6 +9444,7 @@
             <w:r>
               <w:rPr>
                 <w:rFonts w:ascii="Consolas" w:hAnsi="Consolas"/>
+                <w:b w:val="0"/>
                 <w:color w:val="111111"/>
                 <w:sz w:val="19"/>
               </w:rPr>
@@ -8978,6 +9461,7 @@
             <w:r>
               <w:rPr>
                 <w:rFonts w:ascii="Consolas" w:hAnsi="Consolas"/>
+                <w:b w:val="0"/>
                 <w:color w:val="111111"/>
                 <w:sz w:val="19"/>
               </w:rPr>
@@ -8994,6 +9478,7 @@
             <w:r>
               <w:rPr>
                 <w:rFonts w:ascii="Consolas" w:hAnsi="Consolas"/>
+                <w:b w:val="0"/>
                 <w:color w:val="111111"/>
                 <w:sz w:val="19"/>
               </w:rPr>
@@ -9010,6 +9495,7 @@
             <w:r>
               <w:rPr>
                 <w:rFonts w:ascii="Consolas" w:hAnsi="Consolas"/>
+                <w:b w:val="0"/>
                 <w:color w:val="111111"/>
                 <w:sz w:val="19"/>
               </w:rPr>
@@ -9026,6 +9512,7 @@
             <w:r>
               <w:rPr>
                 <w:rFonts w:ascii="Consolas" w:hAnsi="Consolas"/>
+                <w:b w:val="0"/>
                 <w:color w:val="111111"/>
                 <w:sz w:val="19"/>
               </w:rPr>
@@ -9103,6 +9590,7 @@
             <w:r>
               <w:rPr>
                 <w:rFonts w:ascii="Consolas" w:hAnsi="Consolas"/>
+                <w:b w:val="0"/>
                 <w:color w:val="111111"/>
                 <w:sz w:val="19"/>
               </w:rPr>
@@ -9119,6 +9607,7 @@
             <w:r>
               <w:rPr>
                 <w:rFonts w:ascii="Consolas" w:hAnsi="Consolas"/>
+                <w:b w:val="0"/>
                 <w:color w:val="111111"/>
                 <w:sz w:val="19"/>
               </w:rPr>
@@ -9138,7 +9627,16 @@
                 <w:color w:val="4A4A49"/>
                 <w:sz w:val="20"/>
               </w:rPr>
-              <w:t>teniendo dos indices disponibles que empiezan por `estado`</w:t>
+              <w:t xml:space="preserve">teniendo dos indices disponibles que empiezan por </w:t>
+            </w:r>
+            <w:r>
+              <w:rPr>
+                <w:rFonts w:ascii="Consolas" w:hAnsi="Consolas"/>
+                <w:b/>
+                <w:color w:val="111111"/>
+                <w:sz w:val="19"/>
+              </w:rPr>
+              <w:t>estado</w:t>
             </w:r>
             <w:r>
               <w:rPr>
@@ -9183,6 +9681,7 @@
             <w:r>
               <w:rPr>
                 <w:rFonts w:ascii="Consolas" w:hAnsi="Consolas"/>
+                <w:b w:val="0"/>
                 <w:color w:val="111111"/>
                 <w:sz w:val="19"/>
               </w:rPr>
@@ -9350,6 +9849,7 @@
             <w:r>
               <w:rPr>
                 <w:rFonts w:ascii="Consolas" w:hAnsi="Consolas"/>
+                <w:b w:val="0"/>
                 <w:color w:val="111111"/>
                 <w:sz w:val="19"/>
               </w:rPr>
@@ -9440,6 +9940,7 @@
             <w:r>
               <w:rPr>
                 <w:rFonts w:ascii="Consolas" w:hAnsi="Consolas"/>
+                <w:b w:val="0"/>
                 <w:color w:val="111111"/>
                 <w:sz w:val="19"/>
               </w:rPr>
@@ -9456,6 +9957,7 @@
             <w:r>
               <w:rPr>
                 <w:rFonts w:ascii="Consolas" w:hAnsi="Consolas"/>
+                <w:b w:val="0"/>
                 <w:color w:val="111111"/>
                 <w:sz w:val="19"/>
               </w:rPr>
@@ -9488,6 +9990,7 @@
             <w:r>
               <w:rPr>
                 <w:rFonts w:ascii="Consolas" w:hAnsi="Consolas"/>
+                <w:b w:val="0"/>
                 <w:color w:val="111111"/>
                 <w:sz w:val="19"/>
               </w:rPr>
@@ -9504,6 +10007,7 @@
             <w:r>
               <w:rPr>
                 <w:rFonts w:ascii="Consolas" w:hAnsi="Consolas"/>
+                <w:b w:val="0"/>
                 <w:color w:val="111111"/>
                 <w:sz w:val="19"/>
               </w:rPr>
@@ -9520,6 +10024,7 @@
             <w:r>
               <w:rPr>
                 <w:rFonts w:ascii="Consolas" w:hAnsi="Consolas"/>
+                <w:b w:val="0"/>
                 <w:color w:val="111111"/>
                 <w:sz w:val="19"/>
               </w:rPr>
@@ -9536,6 +10041,7 @@
             <w:r>
               <w:rPr>
                 <w:rFonts w:ascii="Consolas" w:hAnsi="Consolas"/>
+                <w:b w:val="0"/>
                 <w:color w:val="111111"/>
                 <w:sz w:val="19"/>
               </w:rPr>
@@ -9552,6 +10058,7 @@
             <w:r>
               <w:rPr>
                 <w:rFonts w:ascii="Consolas" w:hAnsi="Consolas"/>
+                <w:b w:val="0"/>
                 <w:color w:val="111111"/>
                 <w:sz w:val="19"/>
               </w:rPr>
@@ -9723,7 +10230,24 @@
           <w:color w:val="4A4A49"/>
           <w:sz w:val="22"/>
         </w:rPr>
-        <w:t>La opcion de la `FOREIGN KEY` es el discriminador tecnico de la pregunta.</w:t>
+        <w:t xml:space="preserve">La opcion de la </w:t>
+      </w:r>
+      <w:r>
+        <w:rPr>
+          <w:rFonts w:ascii="Consolas" w:hAnsi="Consolas"/>
+          <w:b/>
+          <w:color w:val="111111"/>
+          <w:sz w:val="21"/>
+        </w:rPr>
+        <w:t>FOREIGN KEY</w:t>
+      </w:r>
+      <w:r>
+        <w:rPr>
+          <w:b/>
+          <w:color w:val="4A4A49"/>
+          <w:sz w:val="22"/>
+        </w:rPr>
+        <w:t xml:space="preserve"> es el discriminador tecnico de la pregunta.</w:t>
       </w:r>
       <w:r>
         <w:rPr>
@@ -9736,6 +10260,7 @@
       <w:r>
         <w:rPr>
           <w:rFonts w:ascii="Consolas" w:hAnsi="Consolas"/>
+          <w:b w:val="0"/>
           <w:color w:val="111111"/>
           <w:sz w:val="21"/>
         </w:rPr>
@@ -9752,6 +10277,7 @@
       <w:r>
         <w:rPr>
           <w:rFonts w:ascii="Consolas" w:hAnsi="Consolas"/>
+          <w:b w:val="0"/>
           <w:color w:val="111111"/>
           <w:sz w:val="21"/>
         </w:rPr>
@@ -9768,6 +10294,7 @@
       <w:r>
         <w:rPr>
           <w:rFonts w:ascii="Consolas" w:hAnsi="Consolas"/>
+          <w:b w:val="0"/>
           <w:color w:val="111111"/>
           <w:sz w:val="21"/>
         </w:rPr>
@@ -9821,6 +10348,7 @@
       <w:r>
         <w:rPr>
           <w:rFonts w:ascii="Consolas" w:hAnsi="Consolas"/>
+          <w:b w:val="0"/>
           <w:color w:val="111111"/>
           <w:sz w:val="21"/>
         </w:rPr>
@@ -9837,6 +10365,7 @@
       <w:r>
         <w:rPr>
           <w:rFonts w:ascii="Consolas" w:hAnsi="Consolas"/>
+          <w:b w:val="0"/>
           <w:color w:val="111111"/>
           <w:sz w:val="21"/>
         </w:rPr>
@@ -9866,6 +10395,7 @@
       <w:r>
         <w:rPr>
           <w:rFonts w:ascii="Consolas" w:hAnsi="Consolas"/>
+          <w:b w:val="0"/>
           <w:color w:val="111111"/>
           <w:sz w:val="21"/>
         </w:rPr>
@@ -9898,6 +10428,7 @@
       <w:r>
         <w:rPr>
           <w:rFonts w:ascii="Consolas" w:hAnsi="Consolas"/>
+          <w:b w:val="0"/>
           <w:color w:val="111111"/>
           <w:sz w:val="21"/>
         </w:rPr>
@@ -9951,7 +10482,24 @@
           <w:color w:val="4A4A49"/>
           <w:sz w:val="22"/>
         </w:rPr>
-        <w:t>Marcar la de la `FOREIGN KEY`.</w:t>
+        <w:t xml:space="preserve">Marcar la de la </w:t>
+      </w:r>
+      <w:r>
+        <w:rPr>
+          <w:rFonts w:ascii="Consolas" w:hAnsi="Consolas"/>
+          <w:b/>
+          <w:color w:val="111111"/>
+          <w:sz w:val="21"/>
+        </w:rPr>
+        <w:t>FOREIGN KEY</w:t>
+      </w:r>
+      <w:r>
+        <w:rPr>
+          <w:b/>
+          <w:color w:val="4A4A49"/>
+          <w:sz w:val="22"/>
+        </w:rPr>
+        <w:t>.</w:t>
       </w:r>
       <w:r>
         <w:rPr>
@@ -9964,6 +10512,7 @@
       <w:r>
         <w:rPr>
           <w:rFonts w:ascii="Consolas" w:hAnsi="Consolas"/>
+          <w:b w:val="0"/>
           <w:color w:val="111111"/>
           <w:sz w:val="21"/>
         </w:rPr>
@@ -10001,6 +10550,7 @@
       <w:r>
         <w:rPr>
           <w:rFonts w:ascii="Consolas" w:hAnsi="Consolas"/>
+          <w:b w:val="0"/>
           <w:color w:val="111111"/>
           <w:sz w:val="21"/>
         </w:rPr>
@@ -10273,6 +10823,7 @@
             <w:r>
               <w:rPr>
                 <w:rFonts w:ascii="Consolas" w:hAnsi="Consolas"/>
+                <w:b w:val="0"/>
                 <w:color w:val="111111"/>
                 <w:sz w:val="19"/>
               </w:rPr>
@@ -10289,6 +10840,7 @@
             <w:r>
               <w:rPr>
                 <w:rFonts w:ascii="Consolas" w:hAnsi="Consolas"/>
+                <w:b w:val="0"/>
                 <w:color w:val="111111"/>
                 <w:sz w:val="19"/>
               </w:rPr>
@@ -10321,6 +10873,7 @@
             <w:r>
               <w:rPr>
                 <w:rFonts w:ascii="Consolas" w:hAnsi="Consolas"/>
+                <w:b w:val="0"/>
                 <w:color w:val="111111"/>
                 <w:sz w:val="19"/>
               </w:rPr>
@@ -10369,6 +10922,7 @@
             <w:r>
               <w:rPr>
                 <w:rFonts w:ascii="Consolas" w:hAnsi="Consolas"/>
+                <w:b w:val="0"/>
                 <w:color w:val="111111"/>
                 <w:sz w:val="19"/>
               </w:rPr>
@@ -10393,6 +10947,7 @@
             <w:r>
               <w:rPr>
                 <w:rFonts w:ascii="Consolas" w:hAnsi="Consolas"/>
+                <w:b w:val="0"/>
                 <w:color w:val="111111"/>
                 <w:sz w:val="19"/>
               </w:rPr>
@@ -10409,6 +10964,7 @@
             <w:r>
               <w:rPr>
                 <w:rFonts w:ascii="Consolas" w:hAnsi="Consolas"/>
+                <w:b w:val="0"/>
                 <w:color w:val="111111"/>
                 <w:sz w:val="19"/>
               </w:rPr>
@@ -10428,7 +10984,24 @@
                 <w:color w:val="4A4A49"/>
                 <w:sz w:val="20"/>
               </w:rPr>
-              <w:t>91 filas y `Rows Removed by Filter` desaparecido</w:t>
+              <w:t xml:space="preserve">91 filas y </w:t>
+            </w:r>
+            <w:r>
+              <w:rPr>
+                <w:rFonts w:ascii="Consolas" w:hAnsi="Consolas"/>
+                <w:b/>
+                <w:color w:val="111111"/>
+                <w:sz w:val="19"/>
+              </w:rPr>
+              <w:t>Rows Removed by Filter</w:t>
+            </w:r>
+            <w:r>
+              <w:rPr>
+                <w:b/>
+                <w:color w:val="4A4A49"/>
+                <w:sz w:val="20"/>
+              </w:rPr>
+              <w:t xml:space="preserve"> desaparecido</w:t>
             </w:r>
             <w:r>
               <w:rPr>
@@ -10457,6 +11030,7 @@
             <w:r>
               <w:rPr>
                 <w:rFonts w:ascii="Consolas" w:hAnsi="Consolas"/>
+                <w:b w:val="0"/>
                 <w:color w:val="111111"/>
                 <w:sz w:val="19"/>
               </w:rPr>
@@ -10524,6 +11098,7 @@
             <w:r>
               <w:rPr>
                 <w:rFonts w:ascii="Consolas" w:hAnsi="Consolas"/>
+                <w:b w:val="0"/>
                 <w:color w:val="111111"/>
                 <w:sz w:val="19"/>
               </w:rPr>
@@ -10541,6 +11116,7 @@
             <w:r>
               <w:rPr>
                 <w:rFonts w:ascii="Consolas" w:hAnsi="Consolas"/>
+                <w:b w:val="0"/>
                 <w:color w:val="111111"/>
                 <w:sz w:val="19"/>
               </w:rPr>
@@ -10624,6 +11200,7 @@
             <w:r>
               <w:rPr>
                 <w:rFonts w:ascii="Consolas" w:hAnsi="Consolas"/>
+                <w:b w:val="0"/>
                 <w:color w:val="111111"/>
                 <w:sz w:val="19"/>
               </w:rPr>
@@ -10665,6 +11242,7 @@
             <w:r>
               <w:rPr>
                 <w:rFonts w:ascii="Consolas" w:hAnsi="Consolas"/>
+                <w:b w:val="0"/>
                 <w:color w:val="111111"/>
                 <w:sz w:val="19"/>
               </w:rPr>
@@ -10681,6 +11259,7 @@
             <w:r>
               <w:rPr>
                 <w:rFonts w:ascii="Consolas" w:hAnsi="Consolas"/>
+                <w:b w:val="0"/>
                 <w:color w:val="111111"/>
                 <w:sz w:val="19"/>
               </w:rPr>
@@ -10697,6 +11276,7 @@
             <w:r>
               <w:rPr>
                 <w:rFonts w:ascii="Consolas" w:hAnsi="Consolas"/>
+                <w:b w:val="0"/>
                 <w:color w:val="111111"/>
                 <w:sz w:val="19"/>
               </w:rPr>
@@ -10748,6 +11328,7 @@
             <w:r>
               <w:rPr>
                 <w:rFonts w:ascii="Consolas" w:hAnsi="Consolas"/>
+                <w:b w:val="0"/>
                 <w:color w:val="111111"/>
                 <w:sz w:val="19"/>
               </w:rPr>
@@ -10764,6 +11345,7 @@
             <w:r>
               <w:rPr>
                 <w:rFonts w:ascii="Consolas" w:hAnsi="Consolas"/>
+                <w:b w:val="0"/>
                 <w:color w:val="111111"/>
                 <w:sz w:val="19"/>
               </w:rPr>
@@ -10820,6 +11402,7 @@
             <w:r>
               <w:rPr>
                 <w:rFonts w:ascii="Consolas" w:hAnsi="Consolas"/>
+                <w:b w:val="0"/>
                 <w:color w:val="111111"/>
                 <w:sz w:val="19"/>
               </w:rPr>
@@ -10836,6 +11419,7 @@
             <w:r>
               <w:rPr>
                 <w:rFonts w:ascii="Consolas" w:hAnsi="Consolas"/>
+                <w:b w:val="0"/>
                 <w:color w:val="111111"/>
                 <w:sz w:val="19"/>
               </w:rPr>
@@ -10884,6 +11468,7 @@
             <w:r>
               <w:rPr>
                 <w:rFonts w:ascii="Consolas" w:hAnsi="Consolas"/>
+                <w:b w:val="0"/>
                 <w:color w:val="111111"/>
                 <w:sz w:val="19"/>
               </w:rPr>
@@ -10916,6 +11501,7 @@
             <w:r>
               <w:rPr>
                 <w:rFonts w:ascii="Consolas" w:hAnsi="Consolas"/>
+                <w:b w:val="0"/>
                 <w:color w:val="111111"/>
                 <w:sz w:val="19"/>
               </w:rPr>
@@ -10932,6 +11518,7 @@
             <w:r>
               <w:rPr>
                 <w:rFonts w:ascii="Consolas" w:hAnsi="Consolas"/>
+                <w:b w:val="0"/>
                 <w:color w:val="111111"/>
                 <w:sz w:val="19"/>
               </w:rPr>
@@ -10948,6 +11535,7 @@
             <w:r>
               <w:rPr>
                 <w:rFonts w:ascii="Consolas" w:hAnsi="Consolas"/>
+                <w:b w:val="0"/>
                 <w:color w:val="111111"/>
                 <w:sz w:val="19"/>
               </w:rPr>
@@ -10999,6 +11587,7 @@
             <w:r>
               <w:rPr>
                 <w:rFonts w:ascii="Consolas" w:hAnsi="Consolas"/>
+                <w:b w:val="0"/>
                 <w:color w:val="111111"/>
                 <w:sz w:val="19"/>
               </w:rPr>
@@ -11016,6 +11605,7 @@
             <w:r>
               <w:rPr>
                 <w:rFonts w:ascii="Consolas" w:hAnsi="Consolas"/>
+                <w:b w:val="0"/>
                 <w:color w:val="111111"/>
                 <w:sz w:val="19"/>
               </w:rPr>
@@ -11066,6 +11656,7 @@
             <w:r>
               <w:rPr>
                 <w:rFonts w:ascii="Consolas" w:hAnsi="Consolas"/>
+                <w:b w:val="0"/>
                 <w:color w:val="111111"/>
                 <w:sz w:val="19"/>
               </w:rPr>
@@ -11082,6 +11673,7 @@
             <w:r>
               <w:rPr>
                 <w:rFonts w:ascii="Consolas" w:hAnsi="Consolas"/>
+                <w:b w:val="0"/>
                 <w:color w:val="111111"/>
                 <w:sz w:val="19"/>
               </w:rPr>
@@ -11107,6 +11699,7 @@
             <w:r>
               <w:rPr>
                 <w:rFonts w:ascii="Consolas" w:hAnsi="Consolas"/>
+                <w:b w:val="0"/>
                 <w:color w:val="111111"/>
                 <w:sz w:val="19"/>
               </w:rPr>
@@ -11139,6 +11732,7 @@
             <w:r>
               <w:rPr>
                 <w:rFonts w:ascii="Consolas" w:hAnsi="Consolas"/>
+                <w:b w:val="0"/>
                 <w:color w:val="111111"/>
                 <w:sz w:val="19"/>
               </w:rPr>
@@ -11196,6 +11790,7 @@
             <w:r>
               <w:rPr>
                 <w:rFonts w:ascii="Consolas" w:hAnsi="Consolas"/>
+                <w:b w:val="0"/>
                 <w:color w:val="111111"/>
                 <w:sz w:val="19"/>
               </w:rPr>
@@ -11247,6 +11842,7 @@
             <w:r>
               <w:rPr>
                 <w:rFonts w:ascii="Consolas" w:hAnsi="Consolas"/>
+                <w:b w:val="0"/>
                 <w:color w:val="111111"/>
                 <w:sz w:val="19"/>
               </w:rPr>
@@ -11263,6 +11859,7 @@
             <w:r>
               <w:rPr>
                 <w:rFonts w:ascii="Consolas" w:hAnsi="Consolas"/>
+                <w:b w:val="0"/>
                 <w:color w:val="111111"/>
                 <w:sz w:val="19"/>
               </w:rPr>
@@ -11287,6 +11884,7 @@
             <w:r>
               <w:rPr>
                 <w:rFonts w:ascii="Consolas" w:hAnsi="Consolas"/>
+                <w:b w:val="0"/>
                 <w:color w:val="111111"/>
                 <w:sz w:val="19"/>
               </w:rPr>
@@ -11303,6 +11901,7 @@
             <w:r>
               <w:rPr>
                 <w:rFonts w:ascii="Consolas" w:hAnsi="Consolas"/>
+                <w:b w:val="0"/>
                 <w:color w:val="111111"/>
                 <w:sz w:val="19"/>
               </w:rPr>
@@ -11343,6 +11942,7 @@
             <w:r>
               <w:rPr>
                 <w:rFonts w:ascii="Consolas" w:hAnsi="Consolas"/>
+                <w:b w:val="0"/>
                 <w:color w:val="111111"/>
                 <w:sz w:val="19"/>
               </w:rPr>
@@ -11375,6 +11975,7 @@
             <w:r>
               <w:rPr>
                 <w:rFonts w:ascii="Consolas" w:hAnsi="Consolas"/>
+                <w:b w:val="0"/>
                 <w:color w:val="111111"/>
                 <w:sz w:val="19"/>
               </w:rPr>
@@ -11391,6 +11992,7 @@
             <w:r>
               <w:rPr>
                 <w:rFonts w:ascii="Consolas" w:hAnsi="Consolas"/>
+                <w:b w:val="0"/>
                 <w:color w:val="111111"/>
                 <w:sz w:val="19"/>
               </w:rPr>
@@ -11407,6 +12009,7 @@
             <w:r>
               <w:rPr>
                 <w:rFonts w:ascii="Consolas" w:hAnsi="Consolas"/>
+                <w:b w:val="0"/>
                 <w:color w:val="111111"/>
                 <w:sz w:val="19"/>
               </w:rPr>
@@ -11439,6 +12042,7 @@
             <w:r>
               <w:rPr>
                 <w:rFonts w:ascii="Consolas" w:hAnsi="Consolas"/>
+                <w:b w:val="0"/>
                 <w:color w:val="111111"/>
                 <w:sz w:val="19"/>
               </w:rPr>
@@ -11495,6 +12099,7 @@
             <w:r>
               <w:rPr>
                 <w:rFonts w:ascii="Consolas" w:hAnsi="Consolas"/>
+                <w:b w:val="0"/>
                 <w:color w:val="111111"/>
                 <w:sz w:val="19"/>
               </w:rPr>
@@ -11511,6 +12116,7 @@
             <w:r>
               <w:rPr>
                 <w:rFonts w:ascii="Consolas" w:hAnsi="Consolas"/>
+                <w:b w:val="0"/>
                 <w:color w:val="111111"/>
                 <w:sz w:val="19"/>
               </w:rPr>
@@ -11527,6 +12133,7 @@
             <w:r>
               <w:rPr>
                 <w:rFonts w:ascii="Consolas" w:hAnsi="Consolas"/>
+                <w:b w:val="0"/>
                 <w:color w:val="111111"/>
                 <w:sz w:val="19"/>
               </w:rPr>
@@ -11594,7 +12201,16 @@
           <w:color w:val="4A4A49"/>
           <w:sz w:val="22"/>
         </w:rPr>
-        <w:t>(b) Evidencia de `EXPLAIN ANALYZE`</w:t>
+        <w:t xml:space="preserve">(b) Evidencia de </w:t>
+      </w:r>
+      <w:r>
+        <w:rPr>
+          <w:rFonts w:ascii="Consolas" w:hAnsi="Consolas"/>
+          <w:b/>
+          <w:color w:val="111111"/>
+          <w:sz w:val="21"/>
+        </w:rPr>
+        <w:t>EXPLAIN ANALYZE</w:t>
       </w:r>
       <w:r>
         <w:rPr>
@@ -11607,6 +12223,7 @@
       <w:r>
         <w:rPr>
           <w:rFonts w:ascii="Consolas" w:hAnsi="Consolas"/>
+          <w:b w:val="0"/>
           <w:color w:val="111111"/>
           <w:sz w:val="21"/>
         </w:rPr>
@@ -11644,6 +12261,7 @@
       <w:r>
         <w:rPr>
           <w:rFonts w:ascii="Consolas" w:hAnsi="Consolas"/>
+          <w:b w:val="0"/>
           <w:color w:val="111111"/>
           <w:sz w:val="21"/>
         </w:rPr>
@@ -11660,6 +12278,7 @@
       <w:r>
         <w:rPr>
           <w:rFonts w:ascii="Consolas" w:hAnsi="Consolas"/>
+          <w:b w:val="0"/>
           <w:color w:val="111111"/>
           <w:sz w:val="21"/>
         </w:rPr>
@@ -11739,6 +12358,7 @@
       <w:r>
         <w:rPr>
           <w:rFonts w:ascii="Consolas" w:hAnsi="Consolas"/>
+          <w:b w:val="0"/>
           <w:color w:val="111111"/>
           <w:sz w:val="21"/>
         </w:rPr>
@@ -11755,6 +12375,7 @@
       <w:r>
         <w:rPr>
           <w:rFonts w:ascii="Consolas" w:hAnsi="Consolas"/>
+          <w:b w:val="0"/>
           <w:color w:val="111111"/>
           <w:sz w:val="21"/>
         </w:rPr>
@@ -11771,6 +12392,7 @@
       <w:r>
         <w:rPr>
           <w:rFonts w:ascii="Consolas" w:hAnsi="Consolas"/>
+          <w:b w:val="0"/>
           <w:color w:val="111111"/>
           <w:sz w:val="21"/>
         </w:rPr>
@@ -11787,6 +12409,7 @@
       <w:r>
         <w:rPr>
           <w:rFonts w:ascii="Consolas" w:hAnsi="Consolas"/>
+          <w:b w:val="0"/>
           <w:color w:val="111111"/>
           <w:sz w:val="21"/>
         </w:rPr>
@@ -11819,6 +12442,7 @@
       <w:r>
         <w:rPr>
           <w:rFonts w:ascii="Consolas" w:hAnsi="Consolas"/>
+          <w:b w:val="0"/>
           <w:color w:val="111111"/>
           <w:sz w:val="21"/>
         </w:rPr>
@@ -11835,6 +12459,7 @@
       <w:r>
         <w:rPr>
           <w:rFonts w:ascii="Consolas" w:hAnsi="Consolas"/>
+          <w:b w:val="0"/>
           <w:color w:val="111111"/>
           <w:sz w:val="21"/>
         </w:rPr>
@@ -11933,6 +12558,7 @@
       <w:r>
         <w:rPr>
           <w:rFonts w:ascii="Consolas" w:hAnsi="Consolas"/>
+          <w:b w:val="0"/>
           <w:color w:val="111111"/>
           <w:sz w:val="21"/>
         </w:rPr>
@@ -11981,6 +12607,7 @@
       <w:r>
         <w:rPr>
           <w:rFonts w:ascii="Consolas" w:hAnsi="Consolas"/>
+          <w:b w:val="0"/>
           <w:color w:val="111111"/>
           <w:sz w:val="21"/>
         </w:rPr>
@@ -12013,6 +12640,7 @@
       <w:r>
         <w:rPr>
           <w:rFonts w:ascii="Consolas" w:hAnsi="Consolas"/>
+          <w:b w:val="0"/>
           <w:color w:val="111111"/>
           <w:sz w:val="21"/>
         </w:rPr>
@@ -12140,6 +12768,7 @@
       <w:r>
         <w:rPr>
           <w:rFonts w:ascii="Consolas" w:hAnsi="Consolas"/>
+          <w:b w:val="0"/>
           <w:color w:val="111111"/>
           <w:sz w:val="21"/>
         </w:rPr>
@@ -12172,6 +12801,7 @@
       <w:r>
         <w:rPr>
           <w:rFonts w:ascii="Consolas" w:hAnsi="Consolas"/>
+          <w:b w:val="0"/>
           <w:color w:val="111111"/>
           <w:sz w:val="21"/>
         </w:rPr>
@@ -12209,6 +12839,7 @@
       <w:r>
         <w:rPr>
           <w:rFonts w:ascii="Consolas" w:hAnsi="Consolas"/>
+          <w:b w:val="0"/>
           <w:color w:val="111111"/>
           <w:sz w:val="21"/>
         </w:rPr>
@@ -12225,6 +12856,7 @@
       <w:r>
         <w:rPr>
           <w:rFonts w:ascii="Consolas" w:hAnsi="Consolas"/>
+          <w:b w:val="0"/>
           <w:color w:val="111111"/>
           <w:sz w:val="21"/>
         </w:rPr>
@@ -12241,6 +12873,7 @@
       <w:r>
         <w:rPr>
           <w:rFonts w:ascii="Consolas" w:hAnsi="Consolas"/>
+          <w:b w:val="0"/>
           <w:color w:val="111111"/>
           <w:sz w:val="21"/>
         </w:rPr>
@@ -12273,6 +12906,7 @@
       <w:r>
         <w:rPr>
           <w:rFonts w:ascii="Consolas" w:hAnsi="Consolas"/>
+          <w:b w:val="0"/>
           <w:color w:val="111111"/>
           <w:sz w:val="21"/>
         </w:rPr>
@@ -12289,6 +12923,7 @@
       <w:r>
         <w:rPr>
           <w:rFonts w:ascii="Consolas" w:hAnsi="Consolas"/>
+          <w:b w:val="0"/>
           <w:color w:val="111111"/>
           <w:sz w:val="21"/>
         </w:rPr>
@@ -12305,6 +12940,7 @@
       <w:r>
         <w:rPr>
           <w:rFonts w:ascii="Consolas" w:hAnsi="Consolas"/>
+          <w:b w:val="0"/>
           <w:color w:val="111111"/>
           <w:sz w:val="21"/>
         </w:rPr>
@@ -12347,6 +12983,7 @@
       <w:r>
         <w:rPr>
           <w:rFonts w:ascii="Consolas" w:hAnsi="Consolas"/>
+          <w:b w:val="0"/>
           <w:color w:val="111111"/>
           <w:sz w:val="21"/>
         </w:rPr>
@@ -12397,6 +13034,7 @@
       <w:r>
         <w:rPr>
           <w:rFonts w:ascii="Consolas" w:hAnsi="Consolas"/>
+          <w:b w:val="0"/>
           <w:color w:val="111111"/>
           <w:sz w:val="21"/>
         </w:rPr>
@@ -12413,6 +13051,7 @@
       <w:r>
         <w:rPr>
           <w:rFonts w:ascii="Consolas" w:hAnsi="Consolas"/>
+          <w:b w:val="0"/>
           <w:color w:val="111111"/>
           <w:sz w:val="21"/>
         </w:rPr>
@@ -12429,6 +13068,7 @@
       <w:r>
         <w:rPr>
           <w:rFonts w:ascii="Consolas" w:hAnsi="Consolas"/>
+          <w:b w:val="0"/>
           <w:color w:val="111111"/>
           <w:sz w:val="21"/>
         </w:rPr>
@@ -12445,6 +13085,7 @@
       <w:r>
         <w:rPr>
           <w:rFonts w:ascii="Consolas" w:hAnsi="Consolas"/>
+          <w:b w:val="0"/>
           <w:color w:val="111111"/>
           <w:sz w:val="21"/>
         </w:rPr>
@@ -12532,6 +13173,7 @@
       <w:r>
         <w:rPr>
           <w:rFonts w:ascii="Consolas" w:hAnsi="Consolas"/>
+          <w:b w:val="0"/>
           <w:color w:val="111111"/>
           <w:sz w:val="21"/>
         </w:rPr>
@@ -12548,6 +13190,7 @@
       <w:r>
         <w:rPr>
           <w:rFonts w:ascii="Consolas" w:hAnsi="Consolas"/>
+          <w:b w:val="0"/>
           <w:color w:val="111111"/>
           <w:sz w:val="21"/>
         </w:rPr>
@@ -12564,6 +13207,7 @@
       <w:r>
         <w:rPr>
           <w:rFonts w:ascii="Consolas" w:hAnsi="Consolas"/>
+          <w:b w:val="0"/>
           <w:color w:val="111111"/>
           <w:sz w:val="21"/>
         </w:rPr>
@@ -12580,6 +13224,7 @@
       <w:r>
         <w:rPr>
           <w:rFonts w:ascii="Consolas" w:hAnsi="Consolas"/>
+          <w:b w:val="0"/>
           <w:color w:val="111111"/>
           <w:sz w:val="21"/>
         </w:rPr>
@@ -12633,6 +13278,7 @@
       <w:r>
         <w:rPr>
           <w:rFonts w:ascii="Consolas" w:hAnsi="Consolas"/>
+          <w:b w:val="0"/>
           <w:color w:val="111111"/>
           <w:sz w:val="21"/>
         </w:rPr>
@@ -12649,6 +13295,7 @@
       <w:r>
         <w:rPr>
           <w:rFonts w:ascii="Consolas" w:hAnsi="Consolas"/>
+          <w:b w:val="0"/>
           <w:color w:val="111111"/>
           <w:sz w:val="21"/>
         </w:rPr>
@@ -12681,6 +13328,7 @@
       <w:r>
         <w:rPr>
           <w:rFonts w:ascii="Consolas" w:hAnsi="Consolas"/>
+          <w:b w:val="0"/>
           <w:color w:val="111111"/>
           <w:sz w:val="21"/>
         </w:rPr>
@@ -12697,6 +13345,7 @@
       <w:r>
         <w:rPr>
           <w:rFonts w:ascii="Consolas" w:hAnsi="Consolas"/>
+          <w:b w:val="0"/>
           <w:color w:val="111111"/>
           <w:sz w:val="21"/>
         </w:rPr>
@@ -12750,6 +13399,7 @@
       <w:r>
         <w:rPr>
           <w:rFonts w:ascii="Consolas" w:hAnsi="Consolas"/>
+          <w:b w:val="0"/>
           <w:color w:val="111111"/>
           <w:sz w:val="21"/>
         </w:rPr>
@@ -12766,6 +13416,7 @@
       <w:r>
         <w:rPr>
           <w:rFonts w:ascii="Consolas" w:hAnsi="Consolas"/>
+          <w:b w:val="0"/>
           <w:color w:val="111111"/>
           <w:sz w:val="21"/>
         </w:rPr>
@@ -12782,6 +13433,7 @@
       <w:r>
         <w:rPr>
           <w:rFonts w:ascii="Consolas" w:hAnsi="Consolas"/>
+          <w:b w:val="0"/>
           <w:color w:val="111111"/>
           <w:sz w:val="21"/>
         </w:rPr>
@@ -12949,7 +13601,24 @@
           <w:color w:val="4A4A49"/>
           <w:sz w:val="22"/>
         </w:rPr>
-        <w:t>La tabla convertida en una lista de `CREATE INDEX`.</w:t>
+        <w:t xml:space="preserve">La tabla convertida en una lista de </w:t>
+      </w:r>
+      <w:r>
+        <w:rPr>
+          <w:rFonts w:ascii="Consolas" w:hAnsi="Consolas"/>
+          <w:b/>
+          <w:color w:val="111111"/>
+          <w:sz w:val="21"/>
+        </w:rPr>
+        <w:t>CREATE INDEX</w:t>
+      </w:r>
+      <w:r>
+        <w:rPr>
+          <w:b/>
+          <w:color w:val="4A4A49"/>
+          <w:sz w:val="22"/>
+        </w:rPr>
+        <w:t>.</w:t>
       </w:r>
       <w:r>
         <w:rPr>
@@ -12962,6 +13631,7 @@
       <w:r>
         <w:rPr>
           <w:rFonts w:ascii="Consolas" w:hAnsi="Consolas"/>
+          <w:b w:val="0"/>
           <w:color w:val="111111"/>
           <w:sz w:val="21"/>
         </w:rPr>
@@ -13068,6 +13738,7 @@
       <w:r>
         <w:rPr>
           <w:rFonts w:ascii="Consolas" w:hAnsi="Consolas"/>
+          <w:b w:val="0"/>
           <w:color w:val="111111"/>
           <w:sz w:val="21"/>
         </w:rPr>
@@ -13084,6 +13755,7 @@
       <w:r>
         <w:rPr>
           <w:rFonts w:ascii="Consolas" w:hAnsi="Consolas"/>
+          <w:b w:val="0"/>
           <w:color w:val="111111"/>
           <w:sz w:val="21"/>
         </w:rPr>
@@ -13100,6 +13772,7 @@
       <w:r>
         <w:rPr>
           <w:rFonts w:ascii="Consolas" w:hAnsi="Consolas"/>
+          <w:b w:val="0"/>
           <w:color w:val="111111"/>
           <w:sz w:val="21"/>
         </w:rPr>
@@ -13116,6 +13789,7 @@
       <w:r>
         <w:rPr>
           <w:rFonts w:ascii="Consolas" w:hAnsi="Consolas"/>
+          <w:b w:val="0"/>
           <w:color w:val="111111"/>
           <w:sz w:val="21"/>
         </w:rPr>
@@ -13287,7 +13961,24 @@
           <w:color w:val="4A4A49"/>
           <w:sz w:val="22"/>
         </w:rPr>
-        <w:t>¿Por que el planeador eligio el indice parcial y no el completo, si los dos son sobre `fecha_hora`?</w:t>
+        <w:t xml:space="preserve">¿Por que el planeador eligio el indice parcial y no el completo, si los dos son sobre </w:t>
+      </w:r>
+      <w:r>
+        <w:rPr>
+          <w:rFonts w:ascii="Consolas" w:hAnsi="Consolas"/>
+          <w:b/>
+          <w:color w:val="111111"/>
+          <w:sz w:val="21"/>
+        </w:rPr>
+        <w:t>fecha_hora</w:t>
+      </w:r>
+      <w:r>
+        <w:rPr>
+          <w:b/>
+          <w:color w:val="4A4A49"/>
+          <w:sz w:val="22"/>
+        </w:rPr>
+        <w:t>?</w:t>
       </w:r>
     </w:p>
     <w:p>
@@ -13334,6 +14025,7 @@
       <w:r>
         <w:rPr>
           <w:rFonts w:ascii="Consolas" w:hAnsi="Consolas"/>
+          <w:b w:val="0"/>
           <w:color w:val="111111"/>
           <w:sz w:val="21"/>
         </w:rPr>
@@ -13350,6 +14042,7 @@
       <w:r>
         <w:rPr>
           <w:rFonts w:ascii="Consolas" w:hAnsi="Consolas"/>
+          <w:b w:val="0"/>
           <w:color w:val="111111"/>
           <w:sz w:val="21"/>
         </w:rPr>
@@ -13418,6 +14111,7 @@
       <w:r>
         <w:rPr>
           <w:rFonts w:ascii="Consolas" w:hAnsi="Consolas"/>
+          <w:b w:val="0"/>
           <w:color w:val="111111"/>
           <w:sz w:val="21"/>
         </w:rPr>
@@ -13434,6 +14128,7 @@
       <w:r>
         <w:rPr>
           <w:rFonts w:ascii="Consolas" w:hAnsi="Consolas"/>
+          <w:b w:val="0"/>
           <w:color w:val="111111"/>
           <w:sz w:val="21"/>
         </w:rPr>
@@ -13466,6 +14161,7 @@
       <w:r>
         <w:rPr>
           <w:rFonts w:ascii="Consolas" w:hAnsi="Consolas"/>
+          <w:b w:val="0"/>
           <w:color w:val="111111"/>
           <w:sz w:val="21"/>
         </w:rPr>
@@ -13534,6 +14230,7 @@
       <w:r>
         <w:rPr>
           <w:rFonts w:ascii="Consolas" w:hAnsi="Consolas"/>
+          <w:b w:val="0"/>
           <w:color w:val="111111"/>
           <w:sz w:val="21"/>
         </w:rPr>
@@ -13582,6 +14279,7 @@
       <w:r>
         <w:rPr>
           <w:rFonts w:ascii="Consolas" w:hAnsi="Consolas"/>
+          <w:b w:val="0"/>
           <w:color w:val="111111"/>
           <w:sz w:val="21"/>
         </w:rPr>
@@ -13614,6 +14312,7 @@
       <w:r>
         <w:rPr>
           <w:rFonts w:ascii="Consolas" w:hAnsi="Consolas"/>
+          <w:b w:val="0"/>
           <w:color w:val="111111"/>
           <w:sz w:val="21"/>
         </w:rPr>
@@ -13630,6 +14329,7 @@
       <w:r>
         <w:rPr>
           <w:rFonts w:ascii="Consolas" w:hAnsi="Consolas"/>
+          <w:b w:val="0"/>
           <w:color w:val="111111"/>
           <w:sz w:val="21"/>
         </w:rPr>
@@ -13698,6 +14398,7 @@
       <w:r>
         <w:rPr>
           <w:rFonts w:ascii="Consolas" w:hAnsi="Consolas"/>
+          <w:b w:val="0"/>
           <w:color w:val="111111"/>
           <w:sz w:val="21"/>
         </w:rPr>
@@ -13714,6 +14415,7 @@
       <w:r>
         <w:rPr>
           <w:rFonts w:ascii="Consolas" w:hAnsi="Consolas"/>
+          <w:b w:val="0"/>
           <w:color w:val="111111"/>
           <w:sz w:val="21"/>
         </w:rPr>
@@ -13762,6 +14464,7 @@
       <w:r>
         <w:rPr>
           <w:rFonts w:ascii="Consolas" w:hAnsi="Consolas"/>
+          <w:b w:val="0"/>
           <w:color w:val="111111"/>
           <w:sz w:val="21"/>
         </w:rPr>
@@ -13778,6 +14481,7 @@
       <w:r>
         <w:rPr>
           <w:rFonts w:ascii="Consolas" w:hAnsi="Consolas"/>
+          <w:b w:val="0"/>
           <w:color w:val="111111"/>
           <w:sz w:val="21"/>
         </w:rPr>
@@ -13799,7 +14503,41 @@
           <w:color w:val="4A4A49"/>
           <w:sz w:val="22"/>
         </w:rPr>
-        <w:t>¿`(estado, fecha_hora)` y `(fecha_hora, estado)` no son lo mismo?</w:t>
+        <w:t>¿</w:t>
+      </w:r>
+      <w:r>
+        <w:rPr>
+          <w:rFonts w:ascii="Consolas" w:hAnsi="Consolas"/>
+          <w:b/>
+          <w:color w:val="111111"/>
+          <w:sz w:val="21"/>
+        </w:rPr>
+        <w:t>(estado, fecha_hora)</w:t>
+      </w:r>
+      <w:r>
+        <w:rPr>
+          <w:b/>
+          <w:color w:val="4A4A49"/>
+          <w:sz w:val="22"/>
+        </w:rPr>
+        <w:t xml:space="preserve"> y </w:t>
+      </w:r>
+      <w:r>
+        <w:rPr>
+          <w:rFonts w:ascii="Consolas" w:hAnsi="Consolas"/>
+          <w:b/>
+          <w:color w:val="111111"/>
+          <w:sz w:val="21"/>
+        </w:rPr>
+        <w:t>(fecha_hora, estado)</w:t>
+      </w:r>
+      <w:r>
+        <w:rPr>
+          <w:b/>
+          <w:color w:val="4A4A49"/>
+          <w:sz w:val="22"/>
+        </w:rPr>
+        <w:t xml:space="preserve"> no son lo mismo?</w:t>
       </w:r>
     </w:p>
     <w:p>
@@ -13830,6 +14568,7 @@
       <w:r>
         <w:rPr>
           <w:rFonts w:ascii="Consolas" w:hAnsi="Consolas"/>
+          <w:b w:val="0"/>
           <w:color w:val="111111"/>
           <w:sz w:val="21"/>
         </w:rPr>
@@ -13846,6 +14585,7 @@
       <w:r>
         <w:rPr>
           <w:rFonts w:ascii="Consolas" w:hAnsi="Consolas"/>
+          <w:b w:val="0"/>
           <w:color w:val="111111"/>
           <w:sz w:val="21"/>
         </w:rPr>
@@ -13862,6 +14602,7 @@
       <w:r>
         <w:rPr>
           <w:rFonts w:ascii="Consolas" w:hAnsi="Consolas"/>
+          <w:b w:val="0"/>
           <w:color w:val="111111"/>
           <w:sz w:val="21"/>
         </w:rPr>
@@ -13894,6 +14635,7 @@
       <w:r>
         <w:rPr>
           <w:rFonts w:ascii="Consolas" w:hAnsi="Consolas"/>
+          <w:b w:val="0"/>
           <w:color w:val="111111"/>
           <w:sz w:val="21"/>
         </w:rPr>
@@ -13910,6 +14652,7 @@
       <w:r>
         <w:rPr>
           <w:rFonts w:ascii="Consolas" w:hAnsi="Consolas"/>
+          <w:b w:val="0"/>
           <w:color w:val="111111"/>
           <w:sz w:val="21"/>
         </w:rPr>
@@ -13931,7 +14674,58 @@
           <w:color w:val="4A4A49"/>
           <w:sz w:val="22"/>
         </w:rPr>
-        <w:t xml:space="preserve">Borre `idx_cita_fecha_estado` y Q2 volvio al `Seq Scan`, pero `idx_cita_estado_fecha` </w:t>
+        <w:t xml:space="preserve">Borre </w:t>
+      </w:r>
+      <w:r>
+        <w:rPr>
+          <w:rFonts w:ascii="Consolas" w:hAnsi="Consolas"/>
+          <w:b/>
+          <w:color w:val="111111"/>
+          <w:sz w:val="21"/>
+        </w:rPr>
+        <w:t>idx_cita_fecha_estado</w:t>
+      </w:r>
+      <w:r>
+        <w:rPr>
+          <w:b/>
+          <w:color w:val="4A4A49"/>
+          <w:sz w:val="22"/>
+        </w:rPr>
+        <w:t xml:space="preserve"> y Q2 volvio al </w:t>
+      </w:r>
+      <w:r>
+        <w:rPr>
+          <w:rFonts w:ascii="Consolas" w:hAnsi="Consolas"/>
+          <w:b/>
+          <w:color w:val="111111"/>
+          <w:sz w:val="21"/>
+        </w:rPr>
+        <w:t>Seq Scan</w:t>
+      </w:r>
+      <w:r>
+        <w:rPr>
+          <w:b/>
+          <w:color w:val="4A4A49"/>
+          <w:sz w:val="22"/>
+        </w:rPr>
+        <w:t xml:space="preserve">, pero </w:t>
+      </w:r>
+      <w:r>
+        <w:rPr>
+          <w:rFonts w:ascii="Consolas" w:hAnsi="Consolas"/>
+          <w:b/>
+          <w:color w:val="111111"/>
+          <w:sz w:val="21"/>
+        </w:rPr>
+        <w:t>idx_cita_estado_fecha</w:t>
+      </w:r>
+      <w:r>
+        <w:rPr>
+          <w:b/>
+          <w:color w:val="4A4A49"/>
+          <w:sz w:val="22"/>
+        </w:rPr>
+        <w:t xml:space="preserve"> </w:t>
       </w:r>
       <w:r>
         <w:rPr>
@@ -13947,7 +14741,24 @@
           <w:color w:val="4A4A49"/>
           <w:sz w:val="22"/>
         </w:rPr>
-        <w:t xml:space="preserve"> tiene `fecha_hora`. ¿Por que no la uso?</w:t>
+        <w:t xml:space="preserve"> tiene </w:t>
+      </w:r>
+      <w:r>
+        <w:rPr>
+          <w:rFonts w:ascii="Consolas" w:hAnsi="Consolas"/>
+          <w:b/>
+          <w:color w:val="111111"/>
+          <w:sz w:val="21"/>
+        </w:rPr>
+        <w:t>fecha_hora</w:t>
+      </w:r>
+      <w:r>
+        <w:rPr>
+          <w:b/>
+          <w:color w:val="4A4A49"/>
+          <w:sz w:val="22"/>
+        </w:rPr>
+        <w:t>. ¿Por que no la uso?</w:t>
       </w:r>
     </w:p>
     <w:p>
@@ -13978,6 +14789,7 @@
       <w:r>
         <w:rPr>
           <w:rFonts w:ascii="Consolas" w:hAnsi="Consolas"/>
+          <w:b w:val="0"/>
           <w:color w:val="111111"/>
           <w:sz w:val="21"/>
         </w:rPr>
@@ -13994,6 +14806,7 @@
       <w:r>
         <w:rPr>
           <w:rFonts w:ascii="Consolas" w:hAnsi="Consolas"/>
+          <w:b w:val="0"/>
           <w:color w:val="111111"/>
           <w:sz w:val="21"/>
         </w:rPr>
@@ -14026,6 +14839,7 @@
       <w:r>
         <w:rPr>
           <w:rFonts w:ascii="Consolas" w:hAnsi="Consolas"/>
+          <w:b w:val="0"/>
           <w:color w:val="111111"/>
           <w:sz w:val="21"/>
         </w:rPr>
@@ -14042,6 +14856,7 @@
       <w:r>
         <w:rPr>
           <w:rFonts w:ascii="Consolas" w:hAnsi="Consolas"/>
+          <w:b w:val="0"/>
           <w:color w:val="111111"/>
           <w:sz w:val="21"/>
         </w:rPr>
@@ -14058,6 +14873,7 @@
       <w:r>
         <w:rPr>
           <w:rFonts w:ascii="Consolas" w:hAnsi="Consolas"/>
+          <w:b w:val="0"/>
           <w:color w:val="111111"/>
           <w:sz w:val="21"/>
         </w:rPr>
@@ -14079,7 +14895,41 @@
           <w:color w:val="4A4A49"/>
           <w:sz w:val="22"/>
         </w:rPr>
-        <w:t>¿Por que la PK de `cita_hist` tiene que llevar `fecha_hora`?</w:t>
+        <w:t xml:space="preserve">¿Por que la PK de </w:t>
+      </w:r>
+      <w:r>
+        <w:rPr>
+          <w:rFonts w:ascii="Consolas" w:hAnsi="Consolas"/>
+          <w:b/>
+          <w:color w:val="111111"/>
+          <w:sz w:val="21"/>
+        </w:rPr>
+        <w:t>cita_hist</w:t>
+      </w:r>
+      <w:r>
+        <w:rPr>
+          <w:b/>
+          <w:color w:val="4A4A49"/>
+          <w:sz w:val="22"/>
+        </w:rPr>
+        <w:t xml:space="preserve"> tiene que llevar </w:t>
+      </w:r>
+      <w:r>
+        <w:rPr>
+          <w:rFonts w:ascii="Consolas" w:hAnsi="Consolas"/>
+          <w:b/>
+          <w:color w:val="111111"/>
+          <w:sz w:val="21"/>
+        </w:rPr>
+        <w:t>fecha_hora</w:t>
+      </w:r>
+      <w:r>
+        <w:rPr>
+          <w:b/>
+          <w:color w:val="4A4A49"/>
+          <w:sz w:val="22"/>
+        </w:rPr>
+        <w:t>?</w:t>
       </w:r>
     </w:p>
     <w:p>
@@ -14110,6 +14960,7 @@
       <w:r>
         <w:rPr>
           <w:rFonts w:ascii="Consolas" w:hAnsi="Consolas"/>
+          <w:b w:val="0"/>
           <w:color w:val="111111"/>
           <w:sz w:val="21"/>
         </w:rPr>
@@ -14142,6 +14993,7 @@
       <w:r>
         <w:rPr>
           <w:rFonts w:ascii="Consolas" w:hAnsi="Consolas"/>
+          <w:b w:val="0"/>
           <w:color w:val="111111"/>
           <w:sz w:val="21"/>
         </w:rPr>
@@ -14158,6 +15010,7 @@
       <w:r>
         <w:rPr>
           <w:rFonts w:ascii="Consolas" w:hAnsi="Consolas"/>
+          <w:b w:val="0"/>
           <w:color w:val="111111"/>
           <w:sz w:val="21"/>
         </w:rPr>
@@ -14174,6 +15027,7 @@
       <w:r>
         <w:rPr>
           <w:rFonts w:ascii="Consolas" w:hAnsi="Consolas"/>
+          <w:b w:val="0"/>
           <w:color w:val="111111"/>
           <w:sz w:val="21"/>
         </w:rPr>
@@ -14190,6 +15044,7 @@
       <w:r>
         <w:rPr>
           <w:rFonts w:ascii="Consolas" w:hAnsi="Consolas"/>
+          <w:b w:val="0"/>
           <w:color w:val="111111"/>
           <w:sz w:val="21"/>
         </w:rPr>
@@ -14274,6 +15129,7 @@
       <w:r>
         <w:rPr>
           <w:rFonts w:ascii="Consolas" w:hAnsi="Consolas"/>
+          <w:b w:val="0"/>
           <w:color w:val="111111"/>
           <w:sz w:val="21"/>
         </w:rPr>
@@ -14306,6 +15162,7 @@
       <w:r>
         <w:rPr>
           <w:rFonts w:ascii="Consolas" w:hAnsi="Consolas"/>
+          <w:b w:val="0"/>
           <w:color w:val="111111"/>
           <w:sz w:val="21"/>
         </w:rPr>
@@ -14322,6 +15179,7 @@
       <w:r>
         <w:rPr>
           <w:rFonts w:ascii="Consolas" w:hAnsi="Consolas"/>
+          <w:b w:val="0"/>
           <w:color w:val="111111"/>
           <w:sz w:val="21"/>
         </w:rPr>
@@ -14338,6 +15196,7 @@
       <w:r>
         <w:rPr>
           <w:rFonts w:ascii="Consolas" w:hAnsi="Consolas"/>
+          <w:b w:val="0"/>
           <w:color w:val="111111"/>
           <w:sz w:val="21"/>
         </w:rPr>
@@ -14380,6 +15239,7 @@
       <w:r>
         <w:rPr>
           <w:rFonts w:ascii="Consolas" w:hAnsi="Consolas"/>
+          <w:b w:val="0"/>
           <w:color w:val="111111"/>
           <w:sz w:val="21"/>
         </w:rPr>
@@ -14396,6 +15256,7 @@
       <w:r>
         <w:rPr>
           <w:rFonts w:ascii="Consolas" w:hAnsi="Consolas"/>
+          <w:b w:val="0"/>
           <w:color w:val="111111"/>
           <w:sz w:val="21"/>
         </w:rPr>
@@ -14412,6 +15273,7 @@
       <w:r>
         <w:rPr>
           <w:rFonts w:ascii="Consolas" w:hAnsi="Consolas"/>
+          <w:b w:val="0"/>
           <w:color w:val="111111"/>
           <w:sz w:val="21"/>
         </w:rPr>
@@ -14428,6 +15290,7 @@
       <w:r>
         <w:rPr>
           <w:rFonts w:ascii="Consolas" w:hAnsi="Consolas"/>
+          <w:b w:val="0"/>
           <w:color w:val="111111"/>
           <w:sz w:val="21"/>
         </w:rPr>
@@ -14444,6 +15307,7 @@
       <w:r>
         <w:rPr>
           <w:rFonts w:ascii="Consolas" w:hAnsi="Consolas"/>
+          <w:b w:val="0"/>
           <w:color w:val="111111"/>
           <w:sz w:val="21"/>
         </w:rPr>
@@ -14460,6 +15324,7 @@
       <w:r>
         <w:rPr>
           <w:rFonts w:ascii="Consolas" w:hAnsi="Consolas"/>
+          <w:b w:val="0"/>
           <w:color w:val="111111"/>
           <w:sz w:val="21"/>
         </w:rPr>
@@ -14492,6 +15357,7 @@
       <w:r>
         <w:rPr>
           <w:rFonts w:ascii="Consolas" w:hAnsi="Consolas"/>
+          <w:b w:val="0"/>
           <w:color w:val="111111"/>
           <w:sz w:val="21"/>
         </w:rPr>
@@ -14508,6 +15374,7 @@
       <w:r>
         <w:rPr>
           <w:rFonts w:ascii="Consolas" w:hAnsi="Consolas"/>
+          <w:b w:val="0"/>
           <w:color w:val="111111"/>
           <w:sz w:val="21"/>
         </w:rPr>
@@ -14553,6 +15420,7 @@
       <w:r>
         <w:rPr>
           <w:rFonts w:ascii="Consolas" w:hAnsi="Consolas"/>
+          <w:b w:val="0"/>
           <w:color w:val="111111"/>
           <w:sz w:val="21"/>
         </w:rPr>
@@ -14585,6 +15453,7 @@
       <w:r>
         <w:rPr>
           <w:rFonts w:ascii="Consolas" w:hAnsi="Consolas"/>
+          <w:b w:val="0"/>
           <w:color w:val="111111"/>
           <w:sz w:val="21"/>
         </w:rPr>
@@ -14649,6 +15518,7 @@
       <w:r>
         <w:rPr>
           <w:rFonts w:ascii="Consolas" w:hAnsi="Consolas"/>
+          <w:b w:val="0"/>
           <w:color w:val="111111"/>
           <w:sz w:val="21"/>
         </w:rPr>
@@ -14665,6 +15535,7 @@
       <w:r>
         <w:rPr>
           <w:rFonts w:ascii="Consolas" w:hAnsi="Consolas"/>
+          <w:b w:val="0"/>
           <w:color w:val="111111"/>
           <w:sz w:val="21"/>
         </w:rPr>
@@ -14694,6 +15565,7 @@
       <w:r>
         <w:rPr>
           <w:rFonts w:ascii="Consolas" w:hAnsi="Consolas"/>
+          <w:b w:val="0"/>
           <w:color w:val="111111"/>
           <w:sz w:val="21"/>
         </w:rPr>
@@ -14710,6 +15582,7 @@
       <w:r>
         <w:rPr>
           <w:rFonts w:ascii="Consolas" w:hAnsi="Consolas"/>
+          <w:b w:val="0"/>
           <w:color w:val="111111"/>
           <w:sz w:val="21"/>
         </w:rPr>
@@ -14726,6 +15599,7 @@
       <w:r>
         <w:rPr>
           <w:rFonts w:ascii="Consolas" w:hAnsi="Consolas"/>
+          <w:b w:val="0"/>
           <w:color w:val="111111"/>
           <w:sz w:val="21"/>
         </w:rPr>
@@ -14742,6 +15616,7 @@
       <w:r>
         <w:rPr>
           <w:rFonts w:ascii="Consolas" w:hAnsi="Consolas"/>
+          <w:b w:val="0"/>
           <w:color w:val="111111"/>
           <w:sz w:val="21"/>
         </w:rPr>
